--- a/Rodrigo/.NET/Rodrigo Fernandez.docx
+++ b/Rodrigo/.NET/Rodrigo Fernandez.docx
@@ -151,13 +151,13 @@
         <w:rPr>
           <w:szCs w:val="24"/>
         </w:rPr>
-        <w:t>www.linkedin.com/in/rodrigobermejo-fernández-9a5a0664</w:t>
-      </w:r>
-      <w:r>
-        <w:rPr>
-          <w:szCs w:val="24"/>
-        </w:rPr>
-        <w:t xml:space="preserve"> | </w:t>
+        <w:t>https://www.linkedin.com/in/rodrigo-bermejo-fern%C3%A1ndez-9a5a0664/</w:t>
+      </w:r>
+      <w:r>
+        <w:rPr>
+          <w:szCs w:val="24"/>
+        </w:rPr>
+        <w:t xml:space="preserve">| </w:t>
       </w:r>
       <w:r>
         <w:rPr>
@@ -193,8 +193,6 @@
         </w:rPr>
         <w:t>Summary</w:t>
       </w:r>
-      <w:bookmarkStart w:id="0" w:name="_GoBack"/>
-      <w:bookmarkEnd w:id="0"/>
     </w:p>
     <w:p>
       <w:pPr>
@@ -300,6 +298,7 @@
           <w:numId w:val="20"/>
         </w:numPr>
         <w:spacing w:before="100" w:beforeAutospacing="1" w:after="100" w:afterAutospacing="1"/>
+        <w:jc w:val="both"/>
         <w:rPr>
           <w:szCs w:val="24"/>
         </w:rPr>
@@ -396,6 +395,7 @@
           <w:numId w:val="20"/>
         </w:numPr>
         <w:spacing w:before="100" w:beforeAutospacing="1" w:after="100" w:afterAutospacing="1"/>
+        <w:jc w:val="both"/>
         <w:rPr>
           <w:szCs w:val="24"/>
         </w:rPr>
@@ -436,6 +436,7 @@
           <w:numId w:val="20"/>
         </w:numPr>
         <w:spacing w:before="100" w:beforeAutospacing="1" w:after="100" w:afterAutospacing="1"/>
+        <w:jc w:val="both"/>
         <w:rPr>
           <w:szCs w:val="24"/>
         </w:rPr>
@@ -476,6 +477,7 @@
           <w:numId w:val="20"/>
         </w:numPr>
         <w:spacing w:before="100" w:beforeAutospacing="1" w:after="100" w:afterAutospacing="1"/>
+        <w:jc w:val="both"/>
         <w:rPr>
           <w:szCs w:val="24"/>
         </w:rPr>
@@ -516,6 +518,7 @@
           <w:numId w:val="20"/>
         </w:numPr>
         <w:spacing w:before="100" w:beforeAutospacing="1" w:after="100" w:afterAutospacing="1"/>
+        <w:jc w:val="both"/>
         <w:rPr>
           <w:szCs w:val="24"/>
         </w:rPr>
@@ -2091,8 +2094,16 @@
         <w:rPr>
           <w:i/>
         </w:rPr>
-        <w:t>(Oct 2012 – Dec 2013</w:t>
-      </w:r>
+        <w:t>(</w:t>
+      </w:r>
+      <w:bookmarkStart w:id="0" w:name="_GoBack"/>
+      <w:r>
+        <w:rPr>
+          <w:i/>
+        </w:rPr>
+        <w:t>Oct 2012 – Dec 2013</w:t>
+      </w:r>
+      <w:bookmarkEnd w:id="0"/>
       <w:r>
         <w:rPr>
           <w:i/>

--- a/Rodrigo/.NET/Rodrigo Fernandez.docx
+++ b/Rodrigo/.NET/Rodrigo Fernandez.docx
@@ -207,30 +207,22 @@
         </w:rPr>
       </w:pPr>
       <w:r>
-        <w:t xml:space="preserve">Senior </w:t>
+        <w:t xml:space="preserve">Senior .NET Backend Engineer with 13+ years of experience designing, modernizing, and supporting enterprise backend systems using </w:t>
       </w:r>
       <w:r>
         <w:rPr>
           <w:rStyle w:val="Strong"/>
         </w:rPr>
-        <w:t>.NET Backend Engineer</w:t>
-      </w:r>
-      <w:r>
-        <w:t xml:space="preserve"> with deep experience across cloud services, SaaS platforms, </w:t>
-      </w:r>
-      <w:proofErr w:type="spellStart"/>
-      <w:r>
-        <w:t>fintech</w:t>
-      </w:r>
-      <w:proofErr w:type="spellEnd"/>
-      <w:r>
-        <w:t xml:space="preserve">-style billing workflows, healthcare data integrations, and enterprise modernization, building resilient APIs with </w:t>
+        <w:t>C#</w:t>
+      </w:r>
+      <w:r>
+        <w:t xml:space="preserve">, </w:t>
       </w:r>
       <w:r>
         <w:rPr>
           <w:rStyle w:val="Strong"/>
         </w:rPr>
-        <w:t>C# 8–12</w:t>
+        <w:t>ASP.NET Core</w:t>
       </w:r>
       <w:r>
         <w:t xml:space="preserve">, </w:t>
@@ -239,7 +231,7 @@
         <w:rPr>
           <w:rStyle w:val="Strong"/>
         </w:rPr>
-        <w:t>ASP.NET Core 3.1–8</w:t>
+        <w:t>.NET Framework</w:t>
       </w:r>
       <w:r>
         <w:t xml:space="preserve">, </w:t>
@@ -248,7 +240,7 @@
         <w:rPr>
           <w:rStyle w:val="Strong"/>
         </w:rPr>
-        <w:t>.NET Framework 4.6.1–4.8</w:t>
+        <w:t>SQL Server</w:t>
       </w:r>
       <w:r>
         <w:t xml:space="preserve">, </w:t>
@@ -257,11 +249,43 @@
         <w:rPr>
           <w:rStyle w:val="Strong"/>
         </w:rPr>
-        <w:t>EF Core 3.1–8</w:t>
-      </w:r>
-      <w:r>
-        <w:t>, SQL Server, PostgreSQL, Azure, AWS, Docker, and message-driven architecture; strong background in migrating legacy services to modern LTS runtimes, fixing production latency, memory, and transaction consistency issues, improving reliability through observability, automated testing, and CI/CD, and delivering secure backend systems for high-volume business operations.</w:t>
-      </w:r>
+        <w:t>PostgreSQL</w:t>
+      </w:r>
+      <w:r>
+        <w:t xml:space="preserve">, </w:t>
+      </w:r>
+      <w:r>
+        <w:rPr>
+          <w:rStyle w:val="Strong"/>
+        </w:rPr>
+        <w:t>Azure</w:t>
+      </w:r>
+      <w:r>
+        <w:t xml:space="preserve">, </w:t>
+      </w:r>
+      <w:r>
+        <w:rPr>
+          <w:rStyle w:val="Strong"/>
+        </w:rPr>
+        <w:t>AWS</w:t>
+      </w:r>
+      <w:r>
+        <w:t xml:space="preserve">, </w:t>
+      </w:r>
+      <w:r>
+        <w:rPr>
+          <w:rStyle w:val="Strong"/>
+        </w:rPr>
+        <w:t>Docker</w:t>
+      </w:r>
+      <w:r>
+        <w:t xml:space="preserve">, and message-driven architecture. Strong background in API development, legacy modernization, performance tuning, billing and provisioning workflows, secure multi-tenant systems, CI/CD, observability, and production troubleshooting. </w:t>
+      </w:r>
+      <w:proofErr w:type="gramStart"/>
+      <w:r>
+        <w:t>Experienced in delivering scalable backend services for SaaS, cloud operations, finance, healthcare, logistics, and e-commerce platforms.</w:t>
+      </w:r>
+      <w:proofErr w:type="gramEnd"/>
     </w:p>
     <w:p>
       <w:pPr>
@@ -293,325 +317,164 @@
     </w:p>
     <w:p>
       <w:pPr>
+        <w:pStyle w:val="pdq2pgselectionanchorcontainer"/>
         <w:numPr>
           <w:ilvl w:val="0"/>
-          <w:numId w:val="20"/>
+          <w:numId w:val="29"/>
         </w:numPr>
-        <w:spacing w:before="100" w:beforeAutospacing="1" w:after="100" w:afterAutospacing="1"/>
         <w:jc w:val="both"/>
-        <w:rPr>
-          <w:szCs w:val="24"/>
-        </w:rPr>
-      </w:pPr>
-      <w:r>
-        <w:rPr>
-          <w:b/>
-          <w:bCs/>
-          <w:szCs w:val="24"/>
+      </w:pPr>
+      <w:r>
+        <w:rPr>
+          <w:rStyle w:val="Strong"/>
         </w:rPr>
         <w:t>Backend:</w:t>
       </w:r>
       <w:r>
-        <w:rPr>
-          <w:szCs w:val="24"/>
-        </w:rPr>
-        <w:t xml:space="preserve"> </w:t>
-      </w:r>
-      <w:r>
-        <w:rPr>
-          <w:b/>
-          <w:bCs/>
-          <w:szCs w:val="24"/>
-        </w:rPr>
-        <w:t>C# 8–12</w:t>
-      </w:r>
-      <w:r>
-        <w:rPr>
-          <w:szCs w:val="24"/>
-        </w:rPr>
-        <w:t xml:space="preserve">, </w:t>
-      </w:r>
-      <w:r>
-        <w:rPr>
-          <w:b/>
-          <w:bCs/>
-          <w:szCs w:val="24"/>
-        </w:rPr>
-        <w:t>ASP.NET Core 3.1–8</w:t>
-      </w:r>
-      <w:r>
-        <w:rPr>
-          <w:szCs w:val="24"/>
-        </w:rPr>
-        <w:t xml:space="preserve">, </w:t>
-      </w:r>
-      <w:r>
-        <w:rPr>
-          <w:b/>
-          <w:bCs/>
-          <w:szCs w:val="24"/>
-        </w:rPr>
-        <w:t>.NET Core 3.1–8</w:t>
-      </w:r>
-      <w:r>
-        <w:rPr>
-          <w:szCs w:val="24"/>
-        </w:rPr>
-        <w:t xml:space="preserve">, </w:t>
-      </w:r>
-      <w:r>
-        <w:rPr>
-          <w:b/>
-          <w:bCs/>
-          <w:szCs w:val="24"/>
-        </w:rPr>
-        <w:t>.NET Framework 4.6.1–4.8</w:t>
-      </w:r>
-      <w:r>
-        <w:rPr>
-          <w:szCs w:val="24"/>
-        </w:rPr>
-        <w:t xml:space="preserve">, Web API, REST, </w:t>
+        <w:t xml:space="preserve"> C#, ASP.NET Core, .NET Core, .NET Framework, Web API, REST APIs, </w:t>
       </w:r>
       <w:proofErr w:type="spellStart"/>
       <w:r>
-        <w:rPr>
-          <w:szCs w:val="24"/>
-        </w:rPr>
         <w:t>gRPC</w:t>
       </w:r>
       <w:proofErr w:type="spellEnd"/>
       <w:r>
-        <w:rPr>
-          <w:szCs w:val="24"/>
-        </w:rPr>
         <w:t>, Minimal APIs, background workers, Windows Services</w:t>
       </w:r>
     </w:p>
     <w:p>
       <w:pPr>
+        <w:pStyle w:val="pdq2pgselectionanchorcontainer"/>
         <w:numPr>
           <w:ilvl w:val="0"/>
-          <w:numId w:val="20"/>
+          <w:numId w:val="29"/>
         </w:numPr>
-        <w:spacing w:before="100" w:beforeAutospacing="1" w:after="100" w:afterAutospacing="1"/>
         <w:jc w:val="both"/>
-        <w:rPr>
-          <w:szCs w:val="24"/>
-        </w:rPr>
-      </w:pPr>
-      <w:r>
-        <w:rPr>
-          <w:b/>
-          <w:bCs/>
-          <w:szCs w:val="24"/>
-        </w:rPr>
-        <w:t>Database:</w:t>
-      </w:r>
-      <w:r>
-        <w:rPr>
-          <w:szCs w:val="24"/>
-        </w:rPr>
-        <w:t xml:space="preserve"> </w:t>
-      </w:r>
-      <w:r>
-        <w:rPr>
-          <w:b/>
-          <w:bCs/>
-          <w:szCs w:val="24"/>
-        </w:rPr>
-        <w:t>SQL Server 2016–2022</w:t>
-      </w:r>
-      <w:r>
-        <w:rPr>
-          <w:szCs w:val="24"/>
-        </w:rPr>
-        <w:t>, PostgreSQL 11–16, Entity Framework Core 3.1–8, Dapper, T-SQL, stored procedures, indexing, query tuning, migrations</w:t>
+      </w:pPr>
+      <w:r>
+        <w:rPr>
+          <w:rStyle w:val="Strong"/>
+        </w:rPr>
+        <w:t>Databases:</w:t>
+      </w:r>
+      <w:r>
+        <w:t xml:space="preserve"> SQL Server, PostgreSQL, Entity Framework Core, Dapper, T-SQL, stored procedures, indexing, query optimization, migrations</w:t>
       </w:r>
     </w:p>
     <w:p>
       <w:pPr>
+        <w:pStyle w:val="pdq2pgselectionanchorcontainer"/>
         <w:numPr>
           <w:ilvl w:val="0"/>
-          <w:numId w:val="20"/>
+          <w:numId w:val="29"/>
         </w:numPr>
-        <w:spacing w:before="100" w:beforeAutospacing="1" w:after="100" w:afterAutospacing="1"/>
         <w:jc w:val="both"/>
-        <w:rPr>
-          <w:szCs w:val="24"/>
-        </w:rPr>
-      </w:pPr>
-      <w:r>
-        <w:rPr>
-          <w:b/>
-          <w:bCs/>
-          <w:szCs w:val="24"/>
+      </w:pPr>
+      <w:r>
+        <w:rPr>
+          <w:rStyle w:val="Strong"/>
         </w:rPr>
         <w:t>Cloud &amp; DevOps:</w:t>
       </w:r>
       <w:r>
-        <w:rPr>
-          <w:szCs w:val="24"/>
-        </w:rPr>
         <w:t xml:space="preserve"> Azure App Service, Azure Functions, Azure Service Bus, AWS EC2, S3, Lambda, </w:t>
       </w:r>
       <w:proofErr w:type="spellStart"/>
       <w:r>
-        <w:rPr>
-          <w:szCs w:val="24"/>
-        </w:rPr>
         <w:t>CloudWatch</w:t>
       </w:r>
       <w:proofErr w:type="spellEnd"/>
       <w:r>
-        <w:rPr>
-          <w:szCs w:val="24"/>
-        </w:rPr>
-        <w:t>, Docker, Kubernetes basics, GitHub Actions, Azure DevOps, CI/CD</w:t>
+        <w:t>, Docker, GitHub Actions, Azure DevOps, CI/CD</w:t>
       </w:r>
     </w:p>
     <w:p>
       <w:pPr>
+        <w:pStyle w:val="pdq2pgselectionanchorcontainer"/>
         <w:numPr>
           <w:ilvl w:val="0"/>
-          <w:numId w:val="20"/>
+          <w:numId w:val="29"/>
         </w:numPr>
-        <w:spacing w:before="100" w:beforeAutospacing="1" w:after="100" w:afterAutospacing="1"/>
         <w:jc w:val="both"/>
-        <w:rPr>
-          <w:szCs w:val="24"/>
-        </w:rPr>
-      </w:pPr>
-      <w:r>
-        <w:rPr>
-          <w:b/>
-          <w:bCs/>
-          <w:szCs w:val="24"/>
+      </w:pPr>
+      <w:r>
+        <w:rPr>
+          <w:rStyle w:val="Strong"/>
         </w:rPr>
         <w:t>Architecture:</w:t>
       </w:r>
       <w:r>
-        <w:rPr>
-          <w:szCs w:val="24"/>
-        </w:rPr>
         <w:t xml:space="preserve"> Clean Architecture, Domain-Driven Design, CQRS, repository pattern, unit of work, </w:t>
       </w:r>
       <w:proofErr w:type="spellStart"/>
       <w:r>
-        <w:rPr>
-          <w:szCs w:val="24"/>
-        </w:rPr>
         <w:t>microservices</w:t>
       </w:r>
       <w:proofErr w:type="spellEnd"/>
       <w:r>
-        <w:rPr>
-          <w:szCs w:val="24"/>
-        </w:rPr>
-        <w:t>, message queues, event-driven systems, API versioning</w:t>
+        <w:t>, event-driven systems, API versioning</w:t>
       </w:r>
     </w:p>
     <w:p>
       <w:pPr>
+        <w:pStyle w:val="pdq2pgselectionanchorcontainer"/>
         <w:numPr>
           <w:ilvl w:val="0"/>
-          <w:numId w:val="20"/>
+          <w:numId w:val="29"/>
         </w:numPr>
-        <w:spacing w:before="100" w:beforeAutospacing="1" w:after="100" w:afterAutospacing="1"/>
         <w:jc w:val="both"/>
-        <w:rPr>
-          <w:szCs w:val="24"/>
-        </w:rPr>
-      </w:pPr>
-      <w:r>
-        <w:rPr>
-          <w:b/>
-          <w:bCs/>
-          <w:szCs w:val="24"/>
+      </w:pPr>
+      <w:r>
+        <w:rPr>
+          <w:rStyle w:val="Strong"/>
         </w:rPr>
         <w:t>Security &amp; Quality:</w:t>
       </w:r>
       <w:r>
-        <w:rPr>
-          <w:szCs w:val="24"/>
-        </w:rPr>
         <w:t xml:space="preserve"> OAuth2, OIDC, JWT, RBAC, </w:t>
       </w:r>
       <w:proofErr w:type="spellStart"/>
       <w:r>
-        <w:rPr>
-          <w:szCs w:val="24"/>
-        </w:rPr>
         <w:t>Serilog</w:t>
       </w:r>
       <w:proofErr w:type="spellEnd"/>
       <w:r>
-        <w:rPr>
-          <w:szCs w:val="24"/>
-        </w:rPr>
         <w:t xml:space="preserve">, Application Insights, </w:t>
       </w:r>
       <w:proofErr w:type="spellStart"/>
       <w:r>
-        <w:rPr>
-          <w:szCs w:val="24"/>
-        </w:rPr>
         <w:t>OpenTelemetry</w:t>
       </w:r>
       <w:proofErr w:type="spellEnd"/>
       <w:r>
-        <w:rPr>
-          <w:szCs w:val="24"/>
-        </w:rPr>
-        <w:t xml:space="preserve"> basics, </w:t>
+        <w:t xml:space="preserve">, </w:t>
       </w:r>
       <w:proofErr w:type="spellStart"/>
       <w:r>
-        <w:rPr>
-          <w:szCs w:val="24"/>
-        </w:rPr>
         <w:t>xUnit</w:t>
       </w:r>
       <w:proofErr w:type="spellEnd"/>
       <w:r>
-        <w:rPr>
-          <w:szCs w:val="24"/>
-        </w:rPr>
         <w:t xml:space="preserve">, </w:t>
       </w:r>
       <w:proofErr w:type="spellStart"/>
       <w:r>
-        <w:rPr>
-          <w:szCs w:val="24"/>
-        </w:rPr>
         <w:t>NUnit</w:t>
       </w:r>
       <w:proofErr w:type="spellEnd"/>
       <w:r>
-        <w:rPr>
-          <w:szCs w:val="24"/>
-        </w:rPr>
         <w:t xml:space="preserve">, </w:t>
       </w:r>
       <w:proofErr w:type="spellStart"/>
       <w:r>
-        <w:rPr>
-          <w:szCs w:val="24"/>
-        </w:rPr>
         <w:t>Moq</w:t>
       </w:r>
       <w:proofErr w:type="spellEnd"/>
       <w:r>
-        <w:rPr>
-          <w:szCs w:val="24"/>
-        </w:rPr>
         <w:t xml:space="preserve">, integration testing, </w:t>
       </w:r>
       <w:proofErr w:type="spellStart"/>
       <w:r>
-        <w:rPr>
-          <w:szCs w:val="24"/>
-        </w:rPr>
         <w:t>SonarQube</w:t>
       </w:r>
       <w:proofErr w:type="spellEnd"/>
@@ -700,9 +563,459 @@
     </w:p>
     <w:p>
       <w:pPr>
+        <w:pStyle w:val="ListParagraph"/>
         <w:numPr>
           <w:ilvl w:val="0"/>
-          <w:numId w:val="21"/>
+          <w:numId w:val="29"/>
+        </w:numPr>
+        <w:spacing w:after="0"/>
+        <w:jc w:val="both"/>
+        <w:rPr>
+          <w:szCs w:val="24"/>
+        </w:rPr>
+      </w:pPr>
+      <w:r>
+        <w:rPr>
+          <w:szCs w:val="24"/>
+        </w:rPr>
+        <w:t xml:space="preserve">Designed and developed </w:t>
+      </w:r>
+      <w:r>
+        <w:rPr>
+          <w:b/>
+          <w:bCs/>
+          <w:szCs w:val="24"/>
+        </w:rPr>
+        <w:t>ASP.NET Core</w:t>
+      </w:r>
+      <w:r>
+        <w:rPr>
+          <w:szCs w:val="24"/>
+        </w:rPr>
+        <w:t xml:space="preserve"> backend services for cloud hosting, billing, provisioning, identity, and customer operations workflows. </w:t>
+      </w:r>
+    </w:p>
+    <w:p>
+      <w:pPr>
+        <w:pStyle w:val="ListParagraph"/>
+        <w:numPr>
+          <w:ilvl w:val="0"/>
+          <w:numId w:val="29"/>
+        </w:numPr>
+        <w:spacing w:after="0"/>
+        <w:jc w:val="both"/>
+        <w:rPr>
+          <w:szCs w:val="24"/>
+        </w:rPr>
+      </w:pPr>
+      <w:r>
+        <w:rPr>
+          <w:szCs w:val="24"/>
+        </w:rPr>
+        <w:t xml:space="preserve">Modernized legacy </w:t>
+      </w:r>
+      <w:r>
+        <w:rPr>
+          <w:b/>
+          <w:bCs/>
+          <w:szCs w:val="24"/>
+        </w:rPr>
+        <w:t>.NET Core 3.1</w:t>
+      </w:r>
+      <w:r>
+        <w:rPr>
+          <w:szCs w:val="24"/>
+        </w:rPr>
+        <w:t xml:space="preserve"> services to </w:t>
+      </w:r>
+      <w:r>
+        <w:rPr>
+          <w:b/>
+          <w:bCs/>
+          <w:szCs w:val="24"/>
+        </w:rPr>
+        <w:t>.NET 6/8 LTS</w:t>
+      </w:r>
+      <w:r>
+        <w:rPr>
+          <w:szCs w:val="24"/>
+        </w:rPr>
+        <w:t xml:space="preserve">, resolving package conflicts, middleware issues, authentication regressions, and deployment risks. </w:t>
+      </w:r>
+    </w:p>
+    <w:p>
+      <w:pPr>
+        <w:pStyle w:val="ListParagraph"/>
+        <w:numPr>
+          <w:ilvl w:val="0"/>
+          <w:numId w:val="29"/>
+        </w:numPr>
+        <w:spacing w:after="0"/>
+        <w:jc w:val="both"/>
+        <w:rPr>
+          <w:szCs w:val="24"/>
+        </w:rPr>
+      </w:pPr>
+      <w:r>
+        <w:rPr>
+          <w:szCs w:val="24"/>
+        </w:rPr>
+        <w:t xml:space="preserve">Improved API performance by optimizing </w:t>
+      </w:r>
+      <w:r>
+        <w:rPr>
+          <w:b/>
+          <w:bCs/>
+          <w:szCs w:val="24"/>
+        </w:rPr>
+        <w:t>EF Core</w:t>
+      </w:r>
+      <w:r>
+        <w:rPr>
+          <w:szCs w:val="24"/>
+        </w:rPr>
+        <w:t xml:space="preserve"> queries, adding pagination, reducing over-fetching, tuning </w:t>
+      </w:r>
+      <w:r>
+        <w:rPr>
+          <w:b/>
+          <w:bCs/>
+          <w:szCs w:val="24"/>
+        </w:rPr>
+        <w:t>SQL Server</w:t>
+      </w:r>
+      <w:r>
+        <w:rPr>
+          <w:szCs w:val="24"/>
+        </w:rPr>
+        <w:t xml:space="preserve"> indexes, and improving database access patterns. </w:t>
+      </w:r>
+    </w:p>
+    <w:p>
+      <w:pPr>
+        <w:pStyle w:val="ListParagraph"/>
+        <w:numPr>
+          <w:ilvl w:val="0"/>
+          <w:numId w:val="29"/>
+        </w:numPr>
+        <w:spacing w:after="0"/>
+        <w:jc w:val="both"/>
+        <w:rPr>
+          <w:szCs w:val="24"/>
+        </w:rPr>
+      </w:pPr>
+      <w:r>
+        <w:rPr>
+          <w:szCs w:val="24"/>
+        </w:rPr>
+        <w:t xml:space="preserve">Built reliable background processing workflows using </w:t>
+      </w:r>
+      <w:r>
+        <w:rPr>
+          <w:b/>
+          <w:bCs/>
+          <w:szCs w:val="24"/>
+        </w:rPr>
+        <w:t>Azure Service Bus</w:t>
+      </w:r>
+      <w:r>
+        <w:rPr>
+          <w:szCs w:val="24"/>
+        </w:rPr>
+        <w:t xml:space="preserve">, </w:t>
+      </w:r>
+      <w:proofErr w:type="spellStart"/>
+      <w:r>
+        <w:rPr>
+          <w:szCs w:val="24"/>
+        </w:rPr>
+        <w:t>Hangfire</w:t>
+      </w:r>
+      <w:proofErr w:type="spellEnd"/>
+      <w:r>
+        <w:rPr>
+          <w:szCs w:val="24"/>
+        </w:rPr>
+        <w:t xml:space="preserve">, retry policies, </w:t>
+      </w:r>
+      <w:proofErr w:type="spellStart"/>
+      <w:r>
+        <w:rPr>
+          <w:szCs w:val="24"/>
+        </w:rPr>
+        <w:t>idempotency</w:t>
+      </w:r>
+      <w:proofErr w:type="spellEnd"/>
+      <w:r>
+        <w:rPr>
+          <w:szCs w:val="24"/>
+        </w:rPr>
+        <w:t xml:space="preserve"> keys, and poison-message handling. </w:t>
+      </w:r>
+    </w:p>
+    <w:p>
+      <w:pPr>
+        <w:pStyle w:val="ListParagraph"/>
+        <w:numPr>
+          <w:ilvl w:val="0"/>
+          <w:numId w:val="29"/>
+        </w:numPr>
+        <w:spacing w:after="0"/>
+        <w:jc w:val="both"/>
+        <w:rPr>
+          <w:szCs w:val="24"/>
+        </w:rPr>
+      </w:pPr>
+      <w:r>
+        <w:rPr>
+          <w:szCs w:val="24"/>
+        </w:rPr>
+        <w:t xml:space="preserve">Resolved production </w:t>
+      </w:r>
+      <w:proofErr w:type="spellStart"/>
+      <w:r>
+        <w:rPr>
+          <w:b/>
+          <w:bCs/>
+          <w:szCs w:val="24"/>
+        </w:rPr>
+        <w:t>DbContext</w:t>
+      </w:r>
+      <w:proofErr w:type="spellEnd"/>
+      <w:r>
+        <w:rPr>
+          <w:szCs w:val="24"/>
+        </w:rPr>
+        <w:t xml:space="preserve"> concurrency issues by correcting service lifetimes, improving transaction boundaries, and strengthening </w:t>
+      </w:r>
+      <w:proofErr w:type="spellStart"/>
+      <w:r>
+        <w:rPr>
+          <w:szCs w:val="24"/>
+        </w:rPr>
+        <w:t>async</w:t>
+      </w:r>
+      <w:proofErr w:type="spellEnd"/>
+      <w:r>
+        <w:rPr>
+          <w:szCs w:val="24"/>
+        </w:rPr>
+        <w:t xml:space="preserve"> disposal patterns. </w:t>
+      </w:r>
+    </w:p>
+    <w:p>
+      <w:pPr>
+        <w:pStyle w:val="ListParagraph"/>
+        <w:numPr>
+          <w:ilvl w:val="0"/>
+          <w:numId w:val="29"/>
+        </w:numPr>
+        <w:spacing w:after="0"/>
+        <w:jc w:val="both"/>
+        <w:rPr>
+          <w:szCs w:val="24"/>
+        </w:rPr>
+      </w:pPr>
+      <w:r>
+        <w:rPr>
+          <w:szCs w:val="24"/>
+        </w:rPr>
+        <w:t xml:space="preserve">Implemented secure REST APIs using </w:t>
+      </w:r>
+      <w:r>
+        <w:rPr>
+          <w:b/>
+          <w:bCs/>
+          <w:szCs w:val="24"/>
+        </w:rPr>
+        <w:t>JWT</w:t>
+      </w:r>
+      <w:r>
+        <w:rPr>
+          <w:szCs w:val="24"/>
+        </w:rPr>
+        <w:t xml:space="preserve">, </w:t>
+      </w:r>
+      <w:r>
+        <w:rPr>
+          <w:b/>
+          <w:bCs/>
+          <w:szCs w:val="24"/>
+        </w:rPr>
+        <w:t>OAuth2/OIDC</w:t>
+      </w:r>
+      <w:r>
+        <w:rPr>
+          <w:szCs w:val="24"/>
+        </w:rPr>
+        <w:t xml:space="preserve"> validation, role-based authorization, request signing, and centralized authorization handlers. </w:t>
+      </w:r>
+    </w:p>
+    <w:p>
+      <w:pPr>
+        <w:pStyle w:val="ListParagraph"/>
+        <w:numPr>
+          <w:ilvl w:val="0"/>
+          <w:numId w:val="29"/>
+        </w:numPr>
+        <w:spacing w:after="0"/>
+        <w:jc w:val="both"/>
+        <w:rPr>
+          <w:szCs w:val="24"/>
+        </w:rPr>
+      </w:pPr>
+      <w:r>
+        <w:rPr>
+          <w:szCs w:val="24"/>
+        </w:rPr>
+        <w:t xml:space="preserve">Improved observability with </w:t>
+      </w:r>
+      <w:r>
+        <w:rPr>
+          <w:b/>
+          <w:bCs/>
+          <w:szCs w:val="24"/>
+        </w:rPr>
+        <w:t>Application Insights</w:t>
+      </w:r>
+      <w:r>
+        <w:rPr>
+          <w:szCs w:val="24"/>
+        </w:rPr>
+        <w:t xml:space="preserve">, </w:t>
+      </w:r>
+      <w:proofErr w:type="spellStart"/>
+      <w:r>
+        <w:rPr>
+          <w:szCs w:val="24"/>
+        </w:rPr>
+        <w:t>CloudWatch</w:t>
+      </w:r>
+      <w:proofErr w:type="spellEnd"/>
+      <w:r>
+        <w:rPr>
+          <w:szCs w:val="24"/>
+        </w:rPr>
+        <w:t xml:space="preserve">, </w:t>
+      </w:r>
+      <w:proofErr w:type="spellStart"/>
+      <w:proofErr w:type="gramStart"/>
+      <w:r>
+        <w:rPr>
+          <w:szCs w:val="24"/>
+        </w:rPr>
+        <w:t>Serilog</w:t>
+      </w:r>
+      <w:proofErr w:type="spellEnd"/>
+      <w:proofErr w:type="gramEnd"/>
+      <w:r>
+        <w:rPr>
+          <w:szCs w:val="24"/>
+        </w:rPr>
+        <w:t xml:space="preserve"> structured logs, metrics, and correlation IDs across APIs, workers, and databases. </w:t>
+      </w:r>
+    </w:p>
+    <w:p>
+      <w:pPr>
+        <w:pStyle w:val="ListParagraph"/>
+        <w:numPr>
+          <w:ilvl w:val="0"/>
+          <w:numId w:val="29"/>
+        </w:numPr>
+        <w:spacing w:after="0"/>
+        <w:jc w:val="both"/>
+        <w:rPr>
+          <w:szCs w:val="24"/>
+        </w:rPr>
+      </w:pPr>
+      <w:r>
+        <w:rPr>
+          <w:szCs w:val="24"/>
+        </w:rPr>
+        <w:t xml:space="preserve">Refactored monolithic backend modules into cleaner service boundaries using repository, unit-of-work, mediator, and domain-service patterns. </w:t>
+      </w:r>
+    </w:p>
+    <w:p>
+      <w:pPr>
+        <w:pStyle w:val="ListParagraph"/>
+        <w:numPr>
+          <w:ilvl w:val="0"/>
+          <w:numId w:val="29"/>
+        </w:numPr>
+        <w:spacing w:after="0"/>
+        <w:jc w:val="both"/>
+        <w:rPr>
+          <w:szCs w:val="24"/>
+        </w:rPr>
+      </w:pPr>
+      <w:r>
+        <w:rPr>
+          <w:szCs w:val="24"/>
+        </w:rPr>
+        <w:lastRenderedPageBreak/>
+        <w:t xml:space="preserve">Strengthened CI/CD pipelines with </w:t>
+      </w:r>
+      <w:r>
+        <w:rPr>
+          <w:b/>
+          <w:bCs/>
+          <w:szCs w:val="24"/>
+        </w:rPr>
+        <w:t>GitHub Actions</w:t>
+      </w:r>
+      <w:r>
+        <w:rPr>
+          <w:szCs w:val="24"/>
+        </w:rPr>
+        <w:t xml:space="preserve">, Docker build caching, automated tests, migration checks, and rollback procedures. </w:t>
+      </w:r>
+    </w:p>
+    <w:p>
+      <w:pPr>
+        <w:pStyle w:val="ListParagraph"/>
+        <w:numPr>
+          <w:ilvl w:val="0"/>
+          <w:numId w:val="29"/>
+        </w:numPr>
+        <w:spacing w:after="0"/>
+        <w:jc w:val="both"/>
+        <w:rPr>
+          <w:szCs w:val="24"/>
+        </w:rPr>
+      </w:pPr>
+      <w:r>
+        <w:rPr>
+          <w:szCs w:val="24"/>
+        </w:rPr>
+        <w:t xml:space="preserve">Reduced memory pressure in high-throughput file-processing APIs by streaming payloads, limiting upload sizes, and removing unnecessary large in-memory buffers. </w:t>
+      </w:r>
+    </w:p>
+    <w:p>
+      <w:pPr>
+        <w:pStyle w:val="ListParagraph"/>
+        <w:numPr>
+          <w:ilvl w:val="0"/>
+          <w:numId w:val="29"/>
+        </w:numPr>
+        <w:spacing w:after="0"/>
+        <w:jc w:val="both"/>
+        <w:rPr>
+          <w:szCs w:val="24"/>
+        </w:rPr>
+      </w:pPr>
+      <w:r>
+        <w:rPr>
+          <w:szCs w:val="24"/>
+        </w:rPr>
+        <w:t xml:space="preserve">Delivered subscription, audit-log, customer-notification, and billing-related backend features with versioned APIs and database migration planning. </w:t>
+      </w:r>
+    </w:p>
+    <w:p>
+      <w:pPr>
+        <w:pStyle w:val="ListParagraph"/>
+        <w:numPr>
+          <w:ilvl w:val="0"/>
+          <w:numId w:val="29"/>
         </w:numPr>
         <w:spacing w:before="100" w:beforeAutospacing="1" w:after="100" w:afterAutospacing="1"/>
         <w:jc w:val="both"/>
@@ -714,493 +1027,21 @@
         <w:rPr>
           <w:szCs w:val="24"/>
         </w:rPr>
-        <w:t xml:space="preserve">Architected </w:t>
-      </w:r>
-      <w:r>
-        <w:rPr>
-          <w:b/>
-          <w:bCs/>
-          <w:szCs w:val="24"/>
-        </w:rPr>
-        <w:t>ASP.NET Core 6–8</w:t>
-      </w:r>
-      <w:r>
-        <w:rPr>
-          <w:szCs w:val="24"/>
-        </w:rPr>
-        <w:t xml:space="preserve"> backend services for cloud hosting and customer operations, separating billing, provisioning, and identity domains so release scope stayed controlled across high-volume SaaS workflows.</w:t>
-      </w:r>
-    </w:p>
-    <w:p>
-      <w:pPr>
-        <w:numPr>
-          <w:ilvl w:val="0"/>
-          <w:numId w:val="21"/>
-        </w:numPr>
-        <w:spacing w:before="100" w:beforeAutospacing="1" w:after="100" w:afterAutospacing="1"/>
-        <w:jc w:val="both"/>
-        <w:rPr>
-          <w:szCs w:val="24"/>
-        </w:rPr>
-      </w:pPr>
-      <w:r>
-        <w:rPr>
-          <w:szCs w:val="24"/>
-        </w:rPr>
-        <w:t xml:space="preserve">Migrated legacy </w:t>
-      </w:r>
-      <w:r>
-        <w:rPr>
-          <w:b/>
-          <w:bCs/>
-          <w:szCs w:val="24"/>
-        </w:rPr>
-        <w:t>.NET Core 3.1</w:t>
-      </w:r>
-      <w:r>
-        <w:rPr>
-          <w:szCs w:val="24"/>
-        </w:rPr>
-        <w:t xml:space="preserve"> APIs to </w:t>
-      </w:r>
-      <w:r>
-        <w:rPr>
-          <w:b/>
-          <w:bCs/>
-          <w:szCs w:val="24"/>
-        </w:rPr>
-        <w:t>.NET 6–8 LTS</w:t>
-      </w:r>
-      <w:r>
-        <w:rPr>
-          <w:szCs w:val="24"/>
-        </w:rPr>
-        <w:t xml:space="preserve">, resolving package incompatibilities, </w:t>
+        <w:t xml:space="preserve">Mentored engineers on C#, </w:t>
       </w:r>
       <w:proofErr w:type="spellStart"/>
       <w:r>
         <w:rPr>
           <w:szCs w:val="24"/>
         </w:rPr>
-        <w:t>nullable</w:t>
+        <w:t>async</w:t>
       </w:r>
       <w:proofErr w:type="spellEnd"/>
       <w:r>
         <w:rPr>
           <w:szCs w:val="24"/>
         </w:rPr>
-        <w:t xml:space="preserve"> reference warnings, middleware ordering errors, and authentication regression issues before production rollout.</w:t>
-      </w:r>
-    </w:p>
-    <w:p>
-      <w:pPr>
-        <w:numPr>
-          <w:ilvl w:val="0"/>
-          <w:numId w:val="21"/>
-        </w:numPr>
-        <w:spacing w:before="100" w:beforeAutospacing="1" w:after="100" w:afterAutospacing="1"/>
-        <w:jc w:val="both"/>
-        <w:rPr>
-          <w:szCs w:val="24"/>
-        </w:rPr>
-      </w:pPr>
-      <w:r>
-        <w:rPr>
-          <w:szCs w:val="24"/>
-        </w:rPr>
-        <w:t xml:space="preserve">Reduced API response time by </w:t>
-      </w:r>
-      <w:r>
-        <w:rPr>
-          <w:b/>
-          <w:bCs/>
-          <w:szCs w:val="24"/>
-        </w:rPr>
-        <w:t>38%</w:t>
-      </w:r>
-      <w:r>
-        <w:rPr>
-          <w:szCs w:val="24"/>
-        </w:rPr>
-        <w:t xml:space="preserve"> by replacing over-fetching Entity Framework queries with compiled queries, pagination contracts, filtered includes, and tuned SQL Server indexes.</w:t>
-      </w:r>
-    </w:p>
-    <w:p>
-      <w:pPr>
-        <w:numPr>
-          <w:ilvl w:val="0"/>
-          <w:numId w:val="21"/>
-        </w:numPr>
-        <w:spacing w:before="100" w:beforeAutospacing="1" w:after="100" w:afterAutospacing="1"/>
-        <w:jc w:val="both"/>
-        <w:rPr>
-          <w:szCs w:val="24"/>
-        </w:rPr>
-      </w:pPr>
-      <w:r>
-        <w:rPr>
-          <w:szCs w:val="24"/>
-        </w:rPr>
-        <w:t xml:space="preserve">Improved background job reliability by </w:t>
-      </w:r>
-      <w:r>
-        <w:rPr>
-          <w:b/>
-          <w:bCs/>
-          <w:szCs w:val="24"/>
-        </w:rPr>
-        <w:t>31%</w:t>
-      </w:r>
-      <w:r>
-        <w:rPr>
-          <w:szCs w:val="24"/>
-        </w:rPr>
-        <w:t xml:space="preserve"> using </w:t>
-      </w:r>
-      <w:r>
-        <w:rPr>
-          <w:b/>
-          <w:bCs/>
-          <w:szCs w:val="24"/>
-        </w:rPr>
-        <w:t>Azure Service Bus</w:t>
-      </w:r>
-      <w:r>
-        <w:rPr>
-          <w:szCs w:val="24"/>
-        </w:rPr>
-        <w:t xml:space="preserve">, </w:t>
-      </w:r>
-      <w:proofErr w:type="spellStart"/>
-      <w:r>
-        <w:rPr>
-          <w:szCs w:val="24"/>
-        </w:rPr>
-        <w:t>Hangfire</w:t>
-      </w:r>
-      <w:proofErr w:type="spellEnd"/>
-      <w:r>
-        <w:rPr>
-          <w:szCs w:val="24"/>
-        </w:rPr>
-        <w:t xml:space="preserve">, retry policies, </w:t>
-      </w:r>
-      <w:proofErr w:type="spellStart"/>
-      <w:r>
-        <w:rPr>
-          <w:szCs w:val="24"/>
-        </w:rPr>
-        <w:t>idempotency</w:t>
-      </w:r>
-      <w:proofErr w:type="spellEnd"/>
-      <w:r>
-        <w:rPr>
-          <w:szCs w:val="24"/>
-        </w:rPr>
-        <w:t xml:space="preserve"> keys, and poison-message handling for provisioning and invoice workflows.</w:t>
-      </w:r>
-    </w:p>
-    <w:p>
-      <w:pPr>
-        <w:numPr>
-          <w:ilvl w:val="0"/>
-          <w:numId w:val="21"/>
-        </w:numPr>
-        <w:spacing w:before="100" w:beforeAutospacing="1" w:after="100" w:afterAutospacing="1"/>
-        <w:jc w:val="both"/>
-        <w:rPr>
-          <w:szCs w:val="24"/>
-        </w:rPr>
-      </w:pPr>
-      <w:r>
-        <w:rPr>
-          <w:szCs w:val="24"/>
-        </w:rPr>
-        <w:t xml:space="preserve">Solved intermittent </w:t>
-      </w:r>
-      <w:proofErr w:type="spellStart"/>
-      <w:r>
-        <w:rPr>
-          <w:b/>
-          <w:bCs/>
-          <w:szCs w:val="24"/>
-        </w:rPr>
-        <w:t>DbContext</w:t>
-      </w:r>
-      <w:proofErr w:type="spellEnd"/>
-      <w:r>
-        <w:rPr>
-          <w:b/>
-          <w:bCs/>
-          <w:szCs w:val="24"/>
-        </w:rPr>
-        <w:t xml:space="preserve"> concurrency</w:t>
-      </w:r>
-      <w:r>
-        <w:rPr>
-          <w:szCs w:val="24"/>
-        </w:rPr>
-        <w:t xml:space="preserve"> errors by moving scoped services out of singleton workers, adding transaction boundaries, and improving </w:t>
-      </w:r>
-      <w:proofErr w:type="spellStart"/>
-      <w:r>
-        <w:rPr>
-          <w:szCs w:val="24"/>
-        </w:rPr>
-        <w:t>async</w:t>
-      </w:r>
-      <w:proofErr w:type="spellEnd"/>
-      <w:r>
-        <w:rPr>
-          <w:szCs w:val="24"/>
-        </w:rPr>
-        <w:t xml:space="preserve"> disposal behavior across hosted services.</w:t>
-      </w:r>
-    </w:p>
-    <w:p>
-      <w:pPr>
-        <w:numPr>
-          <w:ilvl w:val="0"/>
-          <w:numId w:val="21"/>
-        </w:numPr>
-        <w:spacing w:before="100" w:beforeAutospacing="1" w:after="100" w:afterAutospacing="1"/>
-        <w:jc w:val="both"/>
-        <w:rPr>
-          <w:szCs w:val="24"/>
-        </w:rPr>
-      </w:pPr>
-      <w:r>
-        <w:rPr>
-          <w:szCs w:val="24"/>
-        </w:rPr>
-        <w:t xml:space="preserve">Implemented secure REST APIs with </w:t>
-      </w:r>
-      <w:r>
-        <w:rPr>
-          <w:b/>
-          <w:bCs/>
-          <w:szCs w:val="24"/>
-        </w:rPr>
-        <w:t>JWT</w:t>
-      </w:r>
-      <w:r>
-        <w:rPr>
-          <w:szCs w:val="24"/>
-        </w:rPr>
-        <w:t>, OAuth2/OIDC validation, role-based policies, request signing, and centralized authorization handlers for multi-tenant customer administration.</w:t>
-      </w:r>
-    </w:p>
-    <w:p>
-      <w:pPr>
-        <w:numPr>
-          <w:ilvl w:val="0"/>
-          <w:numId w:val="21"/>
-        </w:numPr>
-        <w:spacing w:before="100" w:beforeAutospacing="1" w:after="100" w:afterAutospacing="1"/>
-        <w:jc w:val="both"/>
-        <w:rPr>
-          <w:szCs w:val="24"/>
-        </w:rPr>
-      </w:pPr>
-      <w:r>
-        <w:rPr>
-          <w:szCs w:val="24"/>
-        </w:rPr>
-        <w:t xml:space="preserve">Built observability around </w:t>
-      </w:r>
-      <w:r>
-        <w:rPr>
-          <w:b/>
-          <w:bCs/>
-          <w:szCs w:val="24"/>
-        </w:rPr>
-        <w:t>Application Insights</w:t>
-      </w:r>
-      <w:r>
-        <w:rPr>
-          <w:szCs w:val="24"/>
-        </w:rPr>
-        <w:t xml:space="preserve">, </w:t>
-      </w:r>
-      <w:proofErr w:type="spellStart"/>
-      <w:r>
-        <w:rPr>
-          <w:szCs w:val="24"/>
-        </w:rPr>
-        <w:t>CloudWatch</w:t>
-      </w:r>
-      <w:proofErr w:type="spellEnd"/>
-      <w:r>
-        <w:rPr>
-          <w:szCs w:val="24"/>
-        </w:rPr>
-        <w:t xml:space="preserve">, structured </w:t>
-      </w:r>
-      <w:proofErr w:type="spellStart"/>
-      <w:r>
-        <w:rPr>
-          <w:szCs w:val="24"/>
-        </w:rPr>
-        <w:t>Serilog</w:t>
-      </w:r>
-      <w:proofErr w:type="spellEnd"/>
-      <w:r>
-        <w:rPr>
-          <w:szCs w:val="24"/>
-        </w:rPr>
-        <w:t xml:space="preserve"> logs, metrics, and correlation IDs, making production incident tracing faster across API, worker, and database layers.</w:t>
-      </w:r>
-    </w:p>
-    <w:p>
-      <w:pPr>
-        <w:numPr>
-          <w:ilvl w:val="0"/>
-          <w:numId w:val="21"/>
-        </w:numPr>
-        <w:spacing w:before="100" w:beforeAutospacing="1" w:after="100" w:afterAutospacing="1"/>
-        <w:jc w:val="both"/>
-        <w:rPr>
-          <w:szCs w:val="24"/>
-        </w:rPr>
-      </w:pPr>
-      <w:r>
-        <w:rPr>
-          <w:szCs w:val="24"/>
-        </w:rPr>
-        <w:lastRenderedPageBreak/>
-        <w:t>Refactored monolithic backend modules into clean service boundaries with repository, unit-of-work, mediator, and domain-service patterns while keeping the migration compatible with active releases.</w:t>
-      </w:r>
-    </w:p>
-    <w:p>
-      <w:pPr>
-        <w:numPr>
-          <w:ilvl w:val="0"/>
-          <w:numId w:val="21"/>
-        </w:numPr>
-        <w:spacing w:before="100" w:beforeAutospacing="1" w:after="100" w:afterAutospacing="1"/>
-        <w:jc w:val="both"/>
-        <w:rPr>
-          <w:szCs w:val="24"/>
-        </w:rPr>
-      </w:pPr>
-      <w:r>
-        <w:rPr>
-          <w:szCs w:val="24"/>
-        </w:rPr>
-        <w:t xml:space="preserve">Stabilized CI/CD by adding </w:t>
-      </w:r>
-      <w:r>
-        <w:rPr>
-          <w:b/>
-          <w:bCs/>
-          <w:szCs w:val="24"/>
-        </w:rPr>
-        <w:t>GitHub Actions</w:t>
-      </w:r>
-      <w:r>
-        <w:rPr>
-          <w:szCs w:val="24"/>
-        </w:rPr>
-        <w:t xml:space="preserve">, Docker build caching, unit tests, integration tests, migration checks, and rollback scripts, cutting failed deployments by </w:t>
-      </w:r>
-      <w:r>
-        <w:rPr>
-          <w:b/>
-          <w:bCs/>
-          <w:szCs w:val="24"/>
-        </w:rPr>
-        <w:t>27%</w:t>
-      </w:r>
-      <w:r>
-        <w:rPr>
-          <w:szCs w:val="24"/>
-        </w:rPr>
-        <w:t>.</w:t>
-      </w:r>
-    </w:p>
-    <w:p>
-      <w:pPr>
-        <w:numPr>
-          <w:ilvl w:val="0"/>
-          <w:numId w:val="21"/>
-        </w:numPr>
-        <w:spacing w:before="100" w:beforeAutospacing="1" w:after="100" w:afterAutospacing="1"/>
-        <w:jc w:val="both"/>
-        <w:rPr>
-          <w:szCs w:val="24"/>
-        </w:rPr>
-      </w:pPr>
-      <w:r>
-        <w:rPr>
-          <w:szCs w:val="24"/>
-        </w:rPr>
-        <w:t>Resolved memory pressure in high-throughput file-processing APIs by streaming payloads, avoiding large byte-array buffering, tuning GC-sensitive allocations, and adding upload-size guards.</w:t>
-      </w:r>
-    </w:p>
-    <w:p>
-      <w:pPr>
-        <w:numPr>
-          <w:ilvl w:val="0"/>
-          <w:numId w:val="21"/>
-        </w:numPr>
-        <w:spacing w:before="100" w:beforeAutospacing="1" w:after="100" w:afterAutospacing="1"/>
-        <w:jc w:val="both"/>
-        <w:rPr>
-          <w:szCs w:val="24"/>
-        </w:rPr>
-      </w:pPr>
-      <w:r>
-        <w:rPr>
-          <w:szCs w:val="24"/>
-        </w:rPr>
-        <w:t>Delivered new subscription, audit-log, and customer-notification features by coordinating product requirements with backend contracts, database migrations, and API versioning strategy.</w:t>
-      </w:r>
-    </w:p>
-    <w:p>
-      <w:pPr>
-        <w:numPr>
-          <w:ilvl w:val="0"/>
-          <w:numId w:val="21"/>
-        </w:numPr>
-        <w:spacing w:before="100" w:beforeAutospacing="1" w:after="100" w:afterAutospacing="1"/>
-        <w:jc w:val="both"/>
-        <w:rPr>
-          <w:szCs w:val="24"/>
-        </w:rPr>
-      </w:pPr>
-      <w:r>
-        <w:rPr>
-          <w:szCs w:val="24"/>
-        </w:rPr>
-        <w:t xml:space="preserve">Mentored engineers on </w:t>
-      </w:r>
-      <w:r>
-        <w:rPr>
-          <w:b/>
-          <w:bCs/>
-          <w:szCs w:val="24"/>
-        </w:rPr>
-        <w:t>C# 10–12</w:t>
-      </w:r>
-      <w:r>
-        <w:rPr>
-          <w:szCs w:val="24"/>
-        </w:rPr>
-        <w:t xml:space="preserve">, </w:t>
-      </w:r>
-      <w:proofErr w:type="spellStart"/>
-      <w:r>
-        <w:rPr>
-          <w:szCs w:val="24"/>
-        </w:rPr>
-        <w:t>async</w:t>
-      </w:r>
-      <w:proofErr w:type="spellEnd"/>
-      <w:r>
-        <w:rPr>
-          <w:szCs w:val="24"/>
-        </w:rPr>
-        <w:t xml:space="preserve"> patterns, dependency injection, secure configuration, and production troubleshooting so backend delivery stayed consistent across distributed teams.</w:t>
+        <w:t xml:space="preserve"> programming, dependency injection, secure configuration, testing, and production troubleshooting.</w:t>
       </w:r>
     </w:p>
     <w:p>
@@ -1251,7 +1092,301 @@
         <w:pStyle w:val="ListParagraph"/>
         <w:numPr>
           <w:ilvl w:val="0"/>
-          <w:numId w:val="26"/>
+          <w:numId w:val="29"/>
+        </w:numPr>
+        <w:spacing w:after="0"/>
+        <w:jc w:val="both"/>
+        <w:rPr>
+          <w:szCs w:val="24"/>
+        </w:rPr>
+      </w:pPr>
+      <w:r>
+        <w:rPr>
+          <w:szCs w:val="24"/>
+        </w:rPr>
+        <w:t xml:space="preserve">Developed enterprise backend APIs using </w:t>
+      </w:r>
+      <w:r>
+        <w:rPr>
+          <w:b/>
+          <w:bCs/>
+          <w:szCs w:val="24"/>
+        </w:rPr>
+        <w:t>ASP.NET Core</w:t>
+      </w:r>
+      <w:r>
+        <w:rPr>
+          <w:szCs w:val="24"/>
+        </w:rPr>
+        <w:t xml:space="preserve">, </w:t>
+      </w:r>
+      <w:r>
+        <w:rPr>
+          <w:b/>
+          <w:bCs/>
+          <w:szCs w:val="24"/>
+        </w:rPr>
+        <w:t>.NET Framework</w:t>
+      </w:r>
+      <w:r>
+        <w:rPr>
+          <w:szCs w:val="24"/>
+        </w:rPr>
+        <w:t xml:space="preserve">, SQL Server, </w:t>
+      </w:r>
+      <w:proofErr w:type="spellStart"/>
+      <w:r>
+        <w:rPr>
+          <w:szCs w:val="24"/>
+        </w:rPr>
+        <w:t>RabbitMQ</w:t>
+      </w:r>
+      <w:proofErr w:type="spellEnd"/>
+      <w:r>
+        <w:rPr>
+          <w:szCs w:val="24"/>
+        </w:rPr>
+        <w:t xml:space="preserve">, and Azure DevOps for finance, logistics, and workflow platforms. </w:t>
+      </w:r>
+    </w:p>
+    <w:p>
+      <w:pPr>
+        <w:pStyle w:val="ListParagraph"/>
+        <w:numPr>
+          <w:ilvl w:val="0"/>
+          <w:numId w:val="29"/>
+        </w:numPr>
+        <w:spacing w:after="0"/>
+        <w:jc w:val="both"/>
+        <w:rPr>
+          <w:szCs w:val="24"/>
+        </w:rPr>
+      </w:pPr>
+      <w:r>
+        <w:rPr>
+          <w:szCs w:val="24"/>
+        </w:rPr>
+        <w:t xml:space="preserve">Migrated selected Web API and WCF modules toward </w:t>
+      </w:r>
+      <w:r>
+        <w:rPr>
+          <w:b/>
+          <w:bCs/>
+          <w:szCs w:val="24"/>
+        </w:rPr>
+        <w:t>.NET Core</w:t>
+      </w:r>
+      <w:r>
+        <w:rPr>
+          <w:szCs w:val="24"/>
+        </w:rPr>
+        <w:t xml:space="preserve"> by introducing .NET Standard shared libraries, dependency injection, and compatibility wrappers. </w:t>
+      </w:r>
+    </w:p>
+    <w:p>
+      <w:pPr>
+        <w:pStyle w:val="ListParagraph"/>
+        <w:numPr>
+          <w:ilvl w:val="0"/>
+          <w:numId w:val="29"/>
+        </w:numPr>
+        <w:spacing w:after="0"/>
+        <w:jc w:val="both"/>
+        <w:rPr>
+          <w:szCs w:val="24"/>
+        </w:rPr>
+      </w:pPr>
+      <w:r>
+        <w:rPr>
+          <w:szCs w:val="24"/>
+        </w:rPr>
+        <w:t xml:space="preserve">Improved batch job reliability by redesigning retry logic, SQL timeout handling, exception classification, and alerting for reconciliation and synchronization workflows. </w:t>
+      </w:r>
+    </w:p>
+    <w:p>
+      <w:pPr>
+        <w:pStyle w:val="ListParagraph"/>
+        <w:numPr>
+          <w:ilvl w:val="0"/>
+          <w:numId w:val="29"/>
+        </w:numPr>
+        <w:spacing w:after="0"/>
+        <w:jc w:val="both"/>
+        <w:rPr>
+          <w:szCs w:val="24"/>
+        </w:rPr>
+      </w:pPr>
+      <w:r>
+        <w:rPr>
+          <w:szCs w:val="24"/>
+        </w:rPr>
+        <w:t xml:space="preserve">Fixed recurring SQL deadlocks by reviewing execution plans, narrowing transaction scope, adding covering indexes, and improving repository methods. </w:t>
+      </w:r>
+    </w:p>
+    <w:p>
+      <w:pPr>
+        <w:pStyle w:val="ListParagraph"/>
+        <w:numPr>
+          <w:ilvl w:val="0"/>
+          <w:numId w:val="29"/>
+        </w:numPr>
+        <w:spacing w:after="0"/>
+        <w:jc w:val="both"/>
+        <w:rPr>
+          <w:szCs w:val="24"/>
+        </w:rPr>
+      </w:pPr>
+      <w:r>
+        <w:rPr>
+          <w:szCs w:val="24"/>
+        </w:rPr>
+        <w:t xml:space="preserve">Built message-driven integrations using </w:t>
+      </w:r>
+      <w:proofErr w:type="spellStart"/>
+      <w:r>
+        <w:rPr>
+          <w:b/>
+          <w:bCs/>
+          <w:szCs w:val="24"/>
+        </w:rPr>
+        <w:t>RabbitMQ</w:t>
+      </w:r>
+      <w:proofErr w:type="spellEnd"/>
+      <w:r>
+        <w:rPr>
+          <w:szCs w:val="24"/>
+        </w:rPr>
+        <w:t xml:space="preserve"> exchanges, durable queues, dead-letter routing, and idempotent consumers. </w:t>
+      </w:r>
+    </w:p>
+    <w:p>
+      <w:pPr>
+        <w:pStyle w:val="ListParagraph"/>
+        <w:numPr>
+          <w:ilvl w:val="0"/>
+          <w:numId w:val="29"/>
+        </w:numPr>
+        <w:spacing w:after="0"/>
+        <w:jc w:val="both"/>
+        <w:rPr>
+          <w:szCs w:val="24"/>
+        </w:rPr>
+      </w:pPr>
+      <w:r>
+        <w:rPr>
+          <w:szCs w:val="24"/>
+        </w:rPr>
+        <w:t xml:space="preserve">Created EF Core and SQL migration procedures with rollback scripts, seed-data validation, and release checklists. </w:t>
+      </w:r>
+    </w:p>
+    <w:p>
+      <w:pPr>
+        <w:pStyle w:val="ListParagraph"/>
+        <w:numPr>
+          <w:ilvl w:val="0"/>
+          <w:numId w:val="29"/>
+        </w:numPr>
+        <w:spacing w:after="0"/>
+        <w:jc w:val="both"/>
+        <w:rPr>
+          <w:szCs w:val="24"/>
+        </w:rPr>
+      </w:pPr>
+      <w:r>
+        <w:rPr>
+          <w:szCs w:val="24"/>
+        </w:rPr>
+        <w:t xml:space="preserve">Strengthened API security with JWT authentication, refresh-token rotation, role-based access rules, password hashing improvements, and audit trails. </w:t>
+      </w:r>
+    </w:p>
+    <w:p>
+      <w:pPr>
+        <w:pStyle w:val="ListParagraph"/>
+        <w:numPr>
+          <w:ilvl w:val="0"/>
+          <w:numId w:val="29"/>
+        </w:numPr>
+        <w:spacing w:after="0"/>
+        <w:jc w:val="both"/>
+        <w:rPr>
+          <w:szCs w:val="24"/>
+        </w:rPr>
+      </w:pPr>
+      <w:r>
+        <w:rPr>
+          <w:szCs w:val="24"/>
+        </w:rPr>
+        <w:t xml:space="preserve">Increased backend test coverage using </w:t>
+      </w:r>
+      <w:proofErr w:type="spellStart"/>
+      <w:r>
+        <w:rPr>
+          <w:szCs w:val="24"/>
+        </w:rPr>
+        <w:t>xUnit</w:t>
+      </w:r>
+      <w:proofErr w:type="spellEnd"/>
+      <w:r>
+        <w:rPr>
+          <w:szCs w:val="24"/>
+        </w:rPr>
+        <w:t xml:space="preserve">, </w:t>
+      </w:r>
+      <w:proofErr w:type="spellStart"/>
+      <w:r>
+        <w:rPr>
+          <w:szCs w:val="24"/>
+        </w:rPr>
+        <w:t>Moq</w:t>
+      </w:r>
+      <w:proofErr w:type="spellEnd"/>
+      <w:r>
+        <w:rPr>
+          <w:szCs w:val="24"/>
+        </w:rPr>
+        <w:t xml:space="preserve">, integration tests, and containerized test databases. </w:t>
+      </w:r>
+    </w:p>
+    <w:p>
+      <w:pPr>
+        <w:pStyle w:val="ListParagraph"/>
+        <w:numPr>
+          <w:ilvl w:val="0"/>
+          <w:numId w:val="29"/>
+        </w:numPr>
+        <w:spacing w:after="0"/>
+        <w:jc w:val="both"/>
+        <w:rPr>
+          <w:szCs w:val="24"/>
+        </w:rPr>
+      </w:pPr>
+      <w:r>
+        <w:rPr>
+          <w:szCs w:val="24"/>
+        </w:rPr>
+        <w:t xml:space="preserve">Resolved serialization and </w:t>
+      </w:r>
+      <w:proofErr w:type="spellStart"/>
+      <w:r>
+        <w:rPr>
+          <w:szCs w:val="24"/>
+        </w:rPr>
+        <w:t>timezone</w:t>
+      </w:r>
+      <w:proofErr w:type="spellEnd"/>
+      <w:r>
+        <w:rPr>
+          <w:szCs w:val="24"/>
+        </w:rPr>
+        <w:t xml:space="preserve"> defects by standardizing UTC storage, explicit JSON contracts, contract tests, and backward-compatible DTO versioning. </w:t>
+      </w:r>
+    </w:p>
+    <w:p>
+      <w:pPr>
+        <w:pStyle w:val="ListParagraph"/>
+        <w:numPr>
+          <w:ilvl w:val="0"/>
+          <w:numId w:val="29"/>
         </w:numPr>
         <w:spacing w:before="100" w:beforeAutospacing="1" w:after="100" w:afterAutospacing="1"/>
         <w:jc w:val="both"/>
@@ -1263,403 +1398,21 @@
         <w:rPr>
           <w:szCs w:val="24"/>
         </w:rPr>
-        <w:t xml:space="preserve">Developed enterprise backend APIs with </w:t>
-      </w:r>
-      <w:r>
-        <w:rPr>
-          <w:b/>
-          <w:bCs/>
-          <w:szCs w:val="24"/>
-        </w:rPr>
-        <w:t>ASP.NET Core 2.1–3.1</w:t>
-      </w:r>
-      <w:r>
-        <w:rPr>
-          <w:szCs w:val="24"/>
-        </w:rPr>
-        <w:t xml:space="preserve">, </w:t>
-      </w:r>
-      <w:r>
-        <w:rPr>
-          <w:b/>
-          <w:bCs/>
-          <w:szCs w:val="24"/>
-        </w:rPr>
-        <w:t>.NET Framework 4.6.1–4.8</w:t>
-      </w:r>
-      <w:r>
-        <w:rPr>
-          <w:szCs w:val="24"/>
-        </w:rPr>
-        <w:t xml:space="preserve">, SQL Server, </w:t>
+        <w:t xml:space="preserve">Supported Azure DevOps pipelines, </w:t>
       </w:r>
       <w:proofErr w:type="spellStart"/>
       <w:r>
         <w:rPr>
           <w:szCs w:val="24"/>
         </w:rPr>
-        <w:t>RabbitMQ</w:t>
+        <w:t>NuGet</w:t>
       </w:r>
       <w:proofErr w:type="spellEnd"/>
       <w:r>
         <w:rPr>
           <w:szCs w:val="24"/>
         </w:rPr>
-        <w:t>, and Azure DevOps for finance, logistics, and internal workflow platforms.</w:t>
-      </w:r>
-    </w:p>
-    <w:p>
-      <w:pPr>
-        <w:pStyle w:val="ListParagraph"/>
-        <w:numPr>
-          <w:ilvl w:val="0"/>
-          <w:numId w:val="26"/>
-        </w:numPr>
-        <w:spacing w:before="100" w:beforeAutospacing="1" w:after="100" w:afterAutospacing="1"/>
-        <w:jc w:val="both"/>
-        <w:rPr>
-          <w:szCs w:val="24"/>
-        </w:rPr>
-      </w:pPr>
-      <w:r>
-        <w:rPr>
-          <w:szCs w:val="24"/>
-        </w:rPr>
-        <w:t xml:space="preserve">Migrated selected Web API and WCF modules toward </w:t>
-      </w:r>
-      <w:r>
-        <w:rPr>
-          <w:b/>
-          <w:bCs/>
-          <w:szCs w:val="24"/>
-        </w:rPr>
-        <w:t>.NET Core 3.1</w:t>
-      </w:r>
-      <w:r>
-        <w:rPr>
-          <w:szCs w:val="24"/>
-        </w:rPr>
-        <w:t xml:space="preserve"> by introducing </w:t>
-      </w:r>
-      <w:r>
-        <w:rPr>
-          <w:b/>
-          <w:bCs/>
-          <w:szCs w:val="24"/>
-        </w:rPr>
-        <w:t>.NET Standard 2.0</w:t>
-      </w:r>
-      <w:r>
-        <w:rPr>
-          <w:szCs w:val="24"/>
-        </w:rPr>
-        <w:t xml:space="preserve"> shared libraries, dependency injection, configuration providers, and compatibility wrappers.</w:t>
-      </w:r>
-    </w:p>
-    <w:p>
-      <w:pPr>
-        <w:pStyle w:val="ListParagraph"/>
-        <w:numPr>
-          <w:ilvl w:val="0"/>
-          <w:numId w:val="26"/>
-        </w:numPr>
-        <w:spacing w:before="100" w:beforeAutospacing="1" w:after="100" w:afterAutospacing="1"/>
-        <w:jc w:val="both"/>
-        <w:rPr>
-          <w:szCs w:val="24"/>
-        </w:rPr>
-      </w:pPr>
-      <w:r>
-        <w:rPr>
-          <w:szCs w:val="24"/>
-        </w:rPr>
-        <w:t xml:space="preserve">Reduced nightly batch failure rate by </w:t>
-      </w:r>
-      <w:r>
-        <w:rPr>
-          <w:b/>
-          <w:bCs/>
-          <w:szCs w:val="24"/>
-        </w:rPr>
-        <w:t>29%</w:t>
-      </w:r>
-      <w:r>
-        <w:rPr>
-          <w:szCs w:val="24"/>
-        </w:rPr>
-        <w:t xml:space="preserve"> after redesigning retry logic, SQL timeout handling, exception classification, and alerting around payment reconciliation and document synchronization jobs.</w:t>
-      </w:r>
-    </w:p>
-    <w:p>
-      <w:pPr>
-        <w:pStyle w:val="ListParagraph"/>
-        <w:numPr>
-          <w:ilvl w:val="0"/>
-          <w:numId w:val="26"/>
-        </w:numPr>
-        <w:spacing w:before="100" w:beforeAutospacing="1" w:after="100" w:afterAutospacing="1"/>
-        <w:jc w:val="both"/>
-        <w:rPr>
-          <w:szCs w:val="24"/>
-        </w:rPr>
-      </w:pPr>
-      <w:r>
-        <w:rPr>
-          <w:szCs w:val="24"/>
-        </w:rPr>
-        <w:t>Fixed recurring SQL deadlocks by analyzing execution plans, narrowing transaction scope, adding covering indexes, and changing repository methods that held locks longer than required.</w:t>
-      </w:r>
-    </w:p>
-    <w:p>
-      <w:pPr>
-        <w:pStyle w:val="ListParagraph"/>
-        <w:numPr>
-          <w:ilvl w:val="0"/>
-          <w:numId w:val="26"/>
-        </w:numPr>
-        <w:spacing w:before="100" w:beforeAutospacing="1" w:after="100" w:afterAutospacing="1"/>
-        <w:jc w:val="both"/>
-        <w:rPr>
-          <w:szCs w:val="24"/>
-        </w:rPr>
-      </w:pPr>
-      <w:r>
-        <w:rPr>
-          <w:szCs w:val="24"/>
-        </w:rPr>
-        <w:t xml:space="preserve">Implemented message-driven integrations with </w:t>
-      </w:r>
-      <w:proofErr w:type="spellStart"/>
-      <w:r>
-        <w:rPr>
-          <w:szCs w:val="24"/>
-        </w:rPr>
-        <w:t>RabbitMQ</w:t>
-      </w:r>
-      <w:proofErr w:type="spellEnd"/>
-      <w:r>
-        <w:rPr>
-          <w:szCs w:val="24"/>
-        </w:rPr>
-        <w:t xml:space="preserve"> exchanges, durable queues, dead-letter routing, and idempotent consumers so external partner failures no longer blocked core user workflows.</w:t>
-      </w:r>
-    </w:p>
-    <w:p>
-      <w:pPr>
-        <w:pStyle w:val="ListParagraph"/>
-        <w:numPr>
-          <w:ilvl w:val="0"/>
-          <w:numId w:val="26"/>
-        </w:numPr>
-        <w:spacing w:before="100" w:beforeAutospacing="1" w:after="100" w:afterAutospacing="1"/>
-        <w:jc w:val="both"/>
-        <w:rPr>
-          <w:szCs w:val="24"/>
-        </w:rPr>
-      </w:pPr>
-      <w:r>
-        <w:rPr>
-          <w:szCs w:val="24"/>
-        </w:rPr>
-        <w:t>Built EF Core and SQL migration procedures with rollback scripts, seed-data validation, and release checklists that helped teams deploy schema changes more safely across environments.</w:t>
-      </w:r>
-    </w:p>
-    <w:p>
-      <w:pPr>
-        <w:pStyle w:val="ListParagraph"/>
-        <w:numPr>
-          <w:ilvl w:val="0"/>
-          <w:numId w:val="26"/>
-        </w:numPr>
-        <w:spacing w:before="100" w:beforeAutospacing="1" w:after="100" w:afterAutospacing="1"/>
-        <w:jc w:val="both"/>
-        <w:rPr>
-          <w:szCs w:val="24"/>
-        </w:rPr>
-      </w:pPr>
-      <w:r>
-        <w:rPr>
-          <w:szCs w:val="24"/>
-        </w:rPr>
-        <w:t xml:space="preserve">Strengthened API security with </w:t>
-      </w:r>
-      <w:r>
-        <w:rPr>
-          <w:b/>
-          <w:bCs/>
-          <w:szCs w:val="24"/>
-        </w:rPr>
-        <w:t>JWT</w:t>
-      </w:r>
-      <w:r>
-        <w:rPr>
-          <w:szCs w:val="24"/>
-        </w:rPr>
-        <w:t>, refresh-token rotation, role-based access rules, password hashing improvements, and audit trails for sensitive customer and administrator operations.</w:t>
-      </w:r>
-    </w:p>
-    <w:p>
-      <w:pPr>
-        <w:pStyle w:val="ListParagraph"/>
-        <w:numPr>
-          <w:ilvl w:val="0"/>
-          <w:numId w:val="26"/>
-        </w:numPr>
-        <w:spacing w:before="100" w:beforeAutospacing="1" w:after="100" w:afterAutospacing="1"/>
-        <w:jc w:val="both"/>
-        <w:rPr>
-          <w:szCs w:val="24"/>
-        </w:rPr>
-      </w:pPr>
-      <w:r>
-        <w:rPr>
-          <w:szCs w:val="24"/>
-        </w:rPr>
-        <w:t xml:space="preserve">Increased automated backend coverage by </w:t>
-      </w:r>
-      <w:r>
-        <w:rPr>
-          <w:b/>
-          <w:bCs/>
-          <w:szCs w:val="24"/>
-        </w:rPr>
-        <w:t>34%</w:t>
-      </w:r>
-      <w:r>
-        <w:rPr>
-          <w:szCs w:val="24"/>
-        </w:rPr>
-        <w:t xml:space="preserve"> using </w:t>
-      </w:r>
-      <w:proofErr w:type="spellStart"/>
-      <w:r>
-        <w:rPr>
-          <w:szCs w:val="24"/>
-        </w:rPr>
-        <w:t>xUnit</w:t>
-      </w:r>
-      <w:proofErr w:type="spellEnd"/>
-      <w:r>
-        <w:rPr>
-          <w:szCs w:val="24"/>
-        </w:rPr>
-        <w:t xml:space="preserve">, </w:t>
-      </w:r>
-      <w:proofErr w:type="spellStart"/>
-      <w:r>
-        <w:rPr>
-          <w:szCs w:val="24"/>
-        </w:rPr>
-        <w:t>Moq</w:t>
-      </w:r>
-      <w:proofErr w:type="spellEnd"/>
-      <w:r>
-        <w:rPr>
-          <w:szCs w:val="24"/>
-        </w:rPr>
-        <w:t>, integration tests, and test database containers around controllers, services, repositories, and background workers.</w:t>
-      </w:r>
-    </w:p>
-    <w:p>
-      <w:pPr>
-        <w:pStyle w:val="ListParagraph"/>
-        <w:numPr>
-          <w:ilvl w:val="0"/>
-          <w:numId w:val="26"/>
-        </w:numPr>
-        <w:spacing w:before="100" w:beforeAutospacing="1" w:after="100" w:afterAutospacing="1"/>
-        <w:jc w:val="both"/>
-        <w:rPr>
-          <w:szCs w:val="24"/>
-        </w:rPr>
-      </w:pPr>
-      <w:r>
-        <w:rPr>
-          <w:szCs w:val="24"/>
-        </w:rPr>
-        <w:t xml:space="preserve">Resolved serialization and </w:t>
-      </w:r>
-      <w:proofErr w:type="spellStart"/>
-      <w:r>
-        <w:rPr>
-          <w:szCs w:val="24"/>
-        </w:rPr>
-        <w:t>timezone</w:t>
-      </w:r>
-      <w:proofErr w:type="spellEnd"/>
-      <w:r>
-        <w:rPr>
-          <w:szCs w:val="24"/>
-        </w:rPr>
-        <w:t xml:space="preserve"> defects in distributed APIs by standardizing UTC storage, explicit JSON contracts, contract tests, and backward-compatible DTO versioning.</w:t>
-      </w:r>
-    </w:p>
-    <w:p>
-      <w:pPr>
-        <w:pStyle w:val="ListParagraph"/>
-        <w:numPr>
-          <w:ilvl w:val="0"/>
-          <w:numId w:val="26"/>
-        </w:numPr>
-        <w:spacing w:before="100" w:beforeAutospacing="1" w:after="100" w:afterAutospacing="1"/>
-        <w:jc w:val="both"/>
-        <w:rPr>
-          <w:szCs w:val="24"/>
-        </w:rPr>
-      </w:pPr>
-      <w:r>
-        <w:rPr>
-          <w:szCs w:val="24"/>
-        </w:rPr>
-        <w:t xml:space="preserve">Supported Azure DevOps pipelines with build validation, </w:t>
-      </w:r>
-      <w:proofErr w:type="spellStart"/>
-      <w:r>
-        <w:rPr>
-          <w:szCs w:val="24"/>
-        </w:rPr>
-        <w:t>NuGet</w:t>
-      </w:r>
-      <w:proofErr w:type="spellEnd"/>
-      <w:r>
-        <w:rPr>
-          <w:szCs w:val="24"/>
-        </w:rPr>
-        <w:t xml:space="preserve"> package publishing, environment variables, secure secrets, and approval gates for staging and production releases.</w:t>
-      </w:r>
-    </w:p>
-    <w:p>
-      <w:pPr>
-        <w:pStyle w:val="ListParagraph"/>
-        <w:numPr>
-          <w:ilvl w:val="0"/>
-          <w:numId w:val="26"/>
-        </w:numPr>
-        <w:spacing w:before="100" w:beforeAutospacing="1" w:after="100" w:afterAutospacing="1"/>
-        <w:jc w:val="both"/>
-        <w:rPr>
-          <w:szCs w:val="24"/>
-        </w:rPr>
-      </w:pPr>
-      <w:r>
-        <w:rPr>
-          <w:szCs w:val="24"/>
-        </w:rPr>
-        <w:t xml:space="preserve">Worked flexibly across client domains by adapting </w:t>
-      </w:r>
-      <w:r>
-        <w:rPr>
-          <w:b/>
-          <w:bCs/>
-          <w:szCs w:val="24"/>
-        </w:rPr>
-        <w:t>C#</w:t>
-      </w:r>
-      <w:r>
-        <w:rPr>
-          <w:szCs w:val="24"/>
-        </w:rPr>
-        <w:t>, SQL, REST, messaging, and cloud deployment patterns to each system’s reliability, compliance, and performance requirements.</w:t>
+        <w:t xml:space="preserve"> package publishing, secure secrets, environment configuration, and production approval gates.</w:t>
       </w:r>
     </w:p>
     <w:p>
@@ -1727,7 +1480,223 @@
         <w:pStyle w:val="ListParagraph"/>
         <w:numPr>
           <w:ilvl w:val="0"/>
-          <w:numId w:val="27"/>
+          <w:numId w:val="29"/>
+        </w:numPr>
+        <w:spacing w:after="0"/>
+        <w:jc w:val="both"/>
+        <w:rPr>
+          <w:szCs w:val="24"/>
+        </w:rPr>
+      </w:pPr>
+      <w:r>
+        <w:rPr>
+          <w:szCs w:val="24"/>
+        </w:rPr>
+        <w:t xml:space="preserve">Built backend modules for customer portals, CMS platforms, and e-commerce systems using </w:t>
+      </w:r>
+      <w:r>
+        <w:rPr>
+          <w:b/>
+          <w:bCs/>
+          <w:szCs w:val="24"/>
+        </w:rPr>
+        <w:t>ASP.NET MVC</w:t>
+      </w:r>
+      <w:r>
+        <w:rPr>
+          <w:szCs w:val="24"/>
+        </w:rPr>
+        <w:t xml:space="preserve">, Web API, .NET Framework, SQL Server, and IIS. </w:t>
+      </w:r>
+    </w:p>
+    <w:p>
+      <w:pPr>
+        <w:pStyle w:val="ListParagraph"/>
+        <w:numPr>
+          <w:ilvl w:val="0"/>
+          <w:numId w:val="29"/>
+        </w:numPr>
+        <w:spacing w:after="0"/>
+        <w:jc w:val="both"/>
+        <w:rPr>
+          <w:szCs w:val="24"/>
+        </w:rPr>
+      </w:pPr>
+      <w:r>
+        <w:rPr>
+          <w:szCs w:val="24"/>
+        </w:rPr>
+        <w:t xml:space="preserve">Upgraded older </w:t>
+      </w:r>
+      <w:r>
+        <w:rPr>
+          <w:b/>
+          <w:bCs/>
+          <w:szCs w:val="24"/>
+        </w:rPr>
+        <w:t>.NET Framework</w:t>
+      </w:r>
+      <w:r>
+        <w:rPr>
+          <w:szCs w:val="24"/>
+        </w:rPr>
+        <w:t xml:space="preserve"> applications, resolving </w:t>
+      </w:r>
+      <w:proofErr w:type="spellStart"/>
+      <w:r>
+        <w:rPr>
+          <w:szCs w:val="24"/>
+        </w:rPr>
+        <w:t>NuGet</w:t>
+      </w:r>
+      <w:proofErr w:type="spellEnd"/>
+      <w:r>
+        <w:rPr>
+          <w:szCs w:val="24"/>
+        </w:rPr>
+        <w:t xml:space="preserve"> conflicts, binding redirects, </w:t>
+      </w:r>
+      <w:proofErr w:type="spellStart"/>
+      <w:r>
+        <w:rPr>
+          <w:szCs w:val="24"/>
+        </w:rPr>
+        <w:t>web.config</w:t>
+      </w:r>
+      <w:proofErr w:type="spellEnd"/>
+      <w:r>
+        <w:rPr>
+          <w:szCs w:val="24"/>
+        </w:rPr>
+        <w:t xml:space="preserve"> issues, and deprecated library usage. </w:t>
+      </w:r>
+    </w:p>
+    <w:p>
+      <w:pPr>
+        <w:pStyle w:val="ListParagraph"/>
+        <w:numPr>
+          <w:ilvl w:val="0"/>
+          <w:numId w:val="29"/>
+        </w:numPr>
+        <w:spacing w:after="0"/>
+        <w:jc w:val="both"/>
+        <w:rPr>
+          <w:szCs w:val="24"/>
+        </w:rPr>
+      </w:pPr>
+      <w:r>
+        <w:rPr>
+          <w:szCs w:val="24"/>
+        </w:rPr>
+        <w:t xml:space="preserve">Improved checkout and order-processing performance through SQL index tuning, catalog-data caching, and reduced database round trips. </w:t>
+      </w:r>
+    </w:p>
+    <w:p>
+      <w:pPr>
+        <w:pStyle w:val="ListParagraph"/>
+        <w:numPr>
+          <w:ilvl w:val="0"/>
+          <w:numId w:val="29"/>
+        </w:numPr>
+        <w:spacing w:after="0"/>
+        <w:jc w:val="both"/>
+        <w:rPr>
+          <w:szCs w:val="24"/>
+        </w:rPr>
+      </w:pPr>
+      <w:r>
+        <w:rPr>
+          <w:szCs w:val="24"/>
+        </w:rPr>
+        <w:t xml:space="preserve">Fixed session expiration and cookie-authentication issues by reviewing IIS settings, machine keys, timeout configuration, and login-state handling. </w:t>
+      </w:r>
+    </w:p>
+    <w:p>
+      <w:pPr>
+        <w:pStyle w:val="ListParagraph"/>
+        <w:numPr>
+          <w:ilvl w:val="0"/>
+          <w:numId w:val="29"/>
+        </w:numPr>
+        <w:spacing w:after="0"/>
+        <w:jc w:val="both"/>
+        <w:rPr>
+          <w:szCs w:val="24"/>
+        </w:rPr>
+      </w:pPr>
+      <w:r>
+        <w:rPr>
+          <w:szCs w:val="24"/>
+        </w:rPr>
+        <w:t xml:space="preserve">Implemented payment callback, invoice, email-notification, and admin-reporting features with validation and defensive error handling. </w:t>
+      </w:r>
+    </w:p>
+    <w:p>
+      <w:pPr>
+        <w:pStyle w:val="ListParagraph"/>
+        <w:numPr>
+          <w:ilvl w:val="0"/>
+          <w:numId w:val="29"/>
+        </w:numPr>
+        <w:spacing w:after="0"/>
+        <w:jc w:val="both"/>
+        <w:rPr>
+          <w:szCs w:val="24"/>
+        </w:rPr>
+      </w:pPr>
+      <w:r>
+        <w:rPr>
+          <w:szCs w:val="24"/>
+        </w:rPr>
+        <w:t xml:space="preserve">Created stored procedures, views, and Dapper-based data access methods for reporting workflows where Entity Framework was difficult to optimize. </w:t>
+      </w:r>
+    </w:p>
+    <w:p>
+      <w:pPr>
+        <w:pStyle w:val="ListParagraph"/>
+        <w:numPr>
+          <w:ilvl w:val="0"/>
+          <w:numId w:val="29"/>
+        </w:numPr>
+        <w:spacing w:after="0"/>
+        <w:jc w:val="both"/>
+        <w:rPr>
+          <w:szCs w:val="24"/>
+        </w:rPr>
+      </w:pPr>
+      <w:r>
+        <w:rPr>
+          <w:szCs w:val="24"/>
+        </w:rPr>
+        <w:t xml:space="preserve">Added structured logging, custom exception filters, and user-friendly error handling to improve production diagnostics. </w:t>
+      </w:r>
+    </w:p>
+    <w:p>
+      <w:pPr>
+        <w:pStyle w:val="ListParagraph"/>
+        <w:numPr>
+          <w:ilvl w:val="0"/>
+          <w:numId w:val="29"/>
+        </w:numPr>
+        <w:spacing w:after="0"/>
+        <w:jc w:val="both"/>
+        <w:rPr>
+          <w:szCs w:val="24"/>
+        </w:rPr>
+      </w:pPr>
+      <w:r>
+        <w:rPr>
+          <w:szCs w:val="24"/>
+        </w:rPr>
+        <w:t xml:space="preserve">Coordinated with frontend developers on REST payloads, status codes, validation messages, and backward-compatible endpoint changes. </w:t>
+      </w:r>
+    </w:p>
+    <w:p>
+      <w:pPr>
+        <w:pStyle w:val="ListParagraph"/>
+        <w:numPr>
+          <w:ilvl w:val="0"/>
+          <w:numId w:val="29"/>
         </w:numPr>
         <w:spacing w:before="100" w:beforeAutospacing="1" w:after="100" w:afterAutospacing="1"/>
         <w:jc w:val="both"/>
@@ -1739,314 +1708,8 @@
         <w:rPr>
           <w:szCs w:val="24"/>
         </w:rPr>
-        <w:t xml:space="preserve">Built backend modules for customer portals, CMS platforms, and e-commerce systems using </w:t>
-      </w:r>
-      <w:r>
-        <w:rPr>
-          <w:b/>
-          <w:bCs/>
-          <w:szCs w:val="24"/>
-        </w:rPr>
-        <w:t>ASP.NET MVC 5</w:t>
-      </w:r>
-      <w:r>
-        <w:rPr>
-          <w:szCs w:val="24"/>
-        </w:rPr>
-        <w:t xml:space="preserve">, </w:t>
-      </w:r>
-      <w:r>
-        <w:rPr>
-          <w:b/>
-          <w:bCs/>
-          <w:szCs w:val="24"/>
-        </w:rPr>
-        <w:t>Web API 2</w:t>
-      </w:r>
-      <w:r>
-        <w:rPr>
-          <w:szCs w:val="24"/>
-        </w:rPr>
-        <w:t xml:space="preserve">, </w:t>
-      </w:r>
-      <w:r>
-        <w:rPr>
-          <w:b/>
-          <w:bCs/>
-          <w:szCs w:val="24"/>
-        </w:rPr>
-        <w:t>.NET Framework 4.5–4.6</w:t>
-      </w:r>
-      <w:r>
-        <w:rPr>
-          <w:szCs w:val="24"/>
-        </w:rPr>
-        <w:t>, SQL Server, and IIS.</w:t>
-      </w:r>
-    </w:p>
-    <w:p>
-      <w:pPr>
-        <w:pStyle w:val="ListParagraph"/>
-        <w:numPr>
-          <w:ilvl w:val="0"/>
-          <w:numId w:val="27"/>
-        </w:numPr>
-        <w:spacing w:before="100" w:beforeAutospacing="1" w:after="100" w:afterAutospacing="1"/>
-        <w:jc w:val="both"/>
-        <w:rPr>
-          <w:szCs w:val="24"/>
-        </w:rPr>
-      </w:pPr>
-      <w:r>
-        <w:rPr>
-          <w:szCs w:val="24"/>
-        </w:rPr>
-        <w:t xml:space="preserve">Upgraded older </w:t>
-      </w:r>
-      <w:r>
-        <w:rPr>
-          <w:b/>
-          <w:bCs/>
-          <w:szCs w:val="24"/>
-        </w:rPr>
-        <w:t>.NET Framework 4.0–4.5</w:t>
-      </w:r>
-      <w:r>
-        <w:rPr>
-          <w:szCs w:val="24"/>
-        </w:rPr>
-        <w:t xml:space="preserve"> applications to </w:t>
-      </w:r>
-      <w:r>
-        <w:rPr>
-          <w:b/>
-          <w:bCs/>
-          <w:szCs w:val="24"/>
-        </w:rPr>
-        <w:t>.NET Framework 4.5.2–4.6</w:t>
-      </w:r>
-      <w:r>
-        <w:rPr>
-          <w:szCs w:val="24"/>
-        </w:rPr>
-        <w:t xml:space="preserve">, fixing </w:t>
-      </w:r>
-      <w:proofErr w:type="spellStart"/>
-      <w:r>
-        <w:rPr>
-          <w:szCs w:val="24"/>
-        </w:rPr>
-        <w:t>NuGet</w:t>
-      </w:r>
-      <w:proofErr w:type="spellEnd"/>
-      <w:r>
-        <w:rPr>
-          <w:szCs w:val="24"/>
-        </w:rPr>
-        <w:t xml:space="preserve"> conflicts, binding redirects, </w:t>
-      </w:r>
-      <w:proofErr w:type="spellStart"/>
-      <w:r>
-        <w:rPr>
-          <w:szCs w:val="24"/>
-        </w:rPr>
-        <w:t>web.config</w:t>
-      </w:r>
-      <w:proofErr w:type="spellEnd"/>
-      <w:r>
-        <w:rPr>
-          <w:szCs w:val="24"/>
-        </w:rPr>
-        <w:t xml:space="preserve"> issues, and deprecated library usage.</w:t>
-      </w:r>
-    </w:p>
-    <w:p>
-      <w:pPr>
-        <w:pStyle w:val="ListParagraph"/>
-        <w:numPr>
-          <w:ilvl w:val="0"/>
-          <w:numId w:val="27"/>
-        </w:numPr>
-        <w:spacing w:before="100" w:beforeAutospacing="1" w:after="100" w:afterAutospacing="1"/>
-        <w:jc w:val="both"/>
-        <w:rPr>
-          <w:szCs w:val="24"/>
-        </w:rPr>
-      </w:pPr>
-      <w:r>
-        <w:rPr>
-          <w:szCs w:val="24"/>
-        </w:rPr>
-        <w:t xml:space="preserve">Improved checkout and order-processing performance by </w:t>
-      </w:r>
-      <w:r>
-        <w:rPr>
-          <w:b/>
-          <w:bCs/>
-          <w:szCs w:val="24"/>
-        </w:rPr>
-        <w:t>22%</w:t>
-      </w:r>
-      <w:r>
-        <w:rPr>
-          <w:szCs w:val="24"/>
-        </w:rPr>
-        <w:t xml:space="preserve"> through SQL index tuning, caching frequently used catalog data, and reducing unnecessary database round trips.</w:t>
-      </w:r>
-    </w:p>
-    <w:p>
-      <w:pPr>
-        <w:pStyle w:val="ListParagraph"/>
-        <w:numPr>
-          <w:ilvl w:val="0"/>
-          <w:numId w:val="27"/>
-        </w:numPr>
-        <w:spacing w:before="100" w:beforeAutospacing="1" w:after="100" w:afterAutospacing="1"/>
-        <w:jc w:val="both"/>
-        <w:rPr>
-          <w:szCs w:val="24"/>
-        </w:rPr>
-      </w:pPr>
-      <w:r>
-        <w:rPr>
-          <w:szCs w:val="24"/>
-        </w:rPr>
-        <w:t>Fixed session expiration and cookie-authentication bugs by reviewing IIS configuration, machine keys, timeout settings, browser cookie behavior, and inconsistent login-state handling.</w:t>
-      </w:r>
-    </w:p>
-    <w:p>
-      <w:pPr>
-        <w:pStyle w:val="ListParagraph"/>
-        <w:numPr>
-          <w:ilvl w:val="0"/>
-          <w:numId w:val="27"/>
-        </w:numPr>
-        <w:spacing w:before="100" w:beforeAutospacing="1" w:after="100" w:afterAutospacing="1"/>
-        <w:jc w:val="both"/>
-        <w:rPr>
-          <w:szCs w:val="24"/>
-        </w:rPr>
-      </w:pPr>
-      <w:r>
-        <w:rPr>
-          <w:szCs w:val="24"/>
-        </w:rPr>
-        <w:t>Implemented payment callback, invoice, email-notification, and admin-reporting features with clear API contracts, validation layers, and defensive error handling for failed provider responses.</w:t>
-      </w:r>
-    </w:p>
-    <w:p>
-      <w:pPr>
-        <w:pStyle w:val="ListParagraph"/>
-        <w:numPr>
-          <w:ilvl w:val="0"/>
-          <w:numId w:val="27"/>
-        </w:numPr>
-        <w:spacing w:before="100" w:beforeAutospacing="1" w:after="100" w:afterAutospacing="1"/>
-        <w:jc w:val="both"/>
-        <w:rPr>
-          <w:szCs w:val="24"/>
-        </w:rPr>
-      </w:pPr>
-      <w:r>
-        <w:rPr>
-          <w:szCs w:val="24"/>
-        </w:rPr>
-        <w:t>Created stored procedures, views, and Dapper-based data access methods for reporting workflows where Entity Framework queries were too slow or difficult to optimize.</w:t>
-      </w:r>
-    </w:p>
-    <w:p>
-      <w:pPr>
-        <w:pStyle w:val="ListParagraph"/>
-        <w:numPr>
-          <w:ilvl w:val="0"/>
-          <w:numId w:val="27"/>
-        </w:numPr>
-        <w:spacing w:before="100" w:beforeAutospacing="1" w:after="100" w:afterAutospacing="1"/>
-        <w:jc w:val="both"/>
-        <w:rPr>
-          <w:szCs w:val="24"/>
-        </w:rPr>
-      </w:pPr>
-      <w:r>
-        <w:rPr>
-          <w:szCs w:val="24"/>
-        </w:rPr>
         <w:lastRenderedPageBreak/>
-        <w:t xml:space="preserve">Added server-side caching and cache invalidation rules for product, category, and configuration data, reducing repeated reads during peak traffic periods by </w:t>
-      </w:r>
-      <w:r>
-        <w:rPr>
-          <w:b/>
-          <w:bCs/>
-          <w:szCs w:val="24"/>
-        </w:rPr>
-        <w:t>26%</w:t>
-      </w:r>
-      <w:r>
-        <w:rPr>
-          <w:szCs w:val="24"/>
-        </w:rPr>
-        <w:t>.</w:t>
-      </w:r>
-    </w:p>
-    <w:p>
-      <w:pPr>
-        <w:pStyle w:val="ListParagraph"/>
-        <w:numPr>
-          <w:ilvl w:val="0"/>
-          <w:numId w:val="27"/>
-        </w:numPr>
-        <w:spacing w:before="100" w:beforeAutospacing="1" w:after="100" w:afterAutospacing="1"/>
-        <w:jc w:val="both"/>
-        <w:rPr>
-          <w:szCs w:val="24"/>
-        </w:rPr>
-      </w:pPr>
-      <w:r>
-        <w:rPr>
-          <w:szCs w:val="24"/>
-        </w:rPr>
-        <w:t>Introduced structured logging, custom exception filters, and user-friendly error pages so production issues could be diagnosed without exposing sensitive technical details.</w:t>
-      </w:r>
-    </w:p>
-    <w:p>
-      <w:pPr>
-        <w:pStyle w:val="ListParagraph"/>
-        <w:numPr>
-          <w:ilvl w:val="0"/>
-          <w:numId w:val="27"/>
-        </w:numPr>
-        <w:spacing w:before="100" w:beforeAutospacing="1" w:after="100" w:afterAutospacing="1"/>
-        <w:jc w:val="both"/>
-        <w:rPr>
-          <w:szCs w:val="24"/>
-        </w:rPr>
-      </w:pPr>
-      <w:r>
-        <w:rPr>
-          <w:szCs w:val="24"/>
-        </w:rPr>
-        <w:t>Coordinated with frontend developers by defining REST payloads, status codes, validation messages, and backward-compatible endpoint changes before each client release.</w:t>
-      </w:r>
-    </w:p>
-    <w:p>
-      <w:pPr>
-        <w:pStyle w:val="ListParagraph"/>
-        <w:numPr>
-          <w:ilvl w:val="0"/>
-          <w:numId w:val="27"/>
-        </w:numPr>
-        <w:spacing w:before="100" w:beforeAutospacing="1" w:after="100" w:afterAutospacing="1"/>
-        <w:jc w:val="both"/>
-        <w:rPr>
-          <w:szCs w:val="24"/>
-        </w:rPr>
-      </w:pPr>
-      <w:r>
-        <w:rPr>
-          <w:szCs w:val="24"/>
-        </w:rPr>
-        <w:t>Improved deployment stability by documenting IIS setup, app pool settings, connection strings, package publishing steps, and manual rollback procedures for smaller production environments.</w:t>
+        <w:t>Improved deployment stability by documenting IIS setup, app pool settings, connection strings, publishing steps, and rollback procedures.</w:t>
       </w:r>
     </w:p>
     <w:p>
@@ -2094,16 +1757,8 @@
         <w:rPr>
           <w:i/>
         </w:rPr>
-        <w:t>(</w:t>
-      </w:r>
-      <w:bookmarkStart w:id="0" w:name="_GoBack"/>
-      <w:r>
-        <w:rPr>
-          <w:i/>
-        </w:rPr>
-        <w:t>Oct 2012 – Dec 2013</w:t>
-      </w:r>
-      <w:bookmarkEnd w:id="0"/>
+        <w:t>(Oct 2012 – Dec 2013</w:t>
+      </w:r>
       <w:r>
         <w:rPr>
           <w:i/>
@@ -2116,7 +1771,141 @@
         <w:pStyle w:val="ListParagraph"/>
         <w:numPr>
           <w:ilvl w:val="0"/>
-          <w:numId w:val="28"/>
+          <w:numId w:val="29"/>
+        </w:numPr>
+        <w:spacing w:after="0"/>
+        <w:jc w:val="both"/>
+        <w:rPr>
+          <w:szCs w:val="24"/>
+        </w:rPr>
+      </w:pPr>
+      <w:r>
+        <w:rPr>
+          <w:szCs w:val="24"/>
+        </w:rPr>
+        <w:t xml:space="preserve">Maintained internal admin systems using </w:t>
+      </w:r>
+      <w:r>
+        <w:rPr>
+          <w:b/>
+          <w:bCs/>
+          <w:szCs w:val="24"/>
+        </w:rPr>
+        <w:t>C#</w:t>
+      </w:r>
+      <w:r>
+        <w:rPr>
+          <w:szCs w:val="24"/>
+        </w:rPr>
+        <w:t xml:space="preserve">, ASP.NET MVC, Web Forms, ADO.NET, SQL Server, and IIS. </w:t>
+      </w:r>
+    </w:p>
+    <w:p>
+      <w:pPr>
+        <w:pStyle w:val="ListParagraph"/>
+        <w:numPr>
+          <w:ilvl w:val="0"/>
+          <w:numId w:val="29"/>
+        </w:numPr>
+        <w:spacing w:after="0"/>
+        <w:jc w:val="both"/>
+        <w:rPr>
+          <w:szCs w:val="24"/>
+        </w:rPr>
+      </w:pPr>
+      <w:r>
+        <w:rPr>
+          <w:szCs w:val="24"/>
+        </w:rPr>
+        <w:t xml:space="preserve">Implemented CRUD screens, reporting filters, export functions, and permission checks for internal business users. </w:t>
+      </w:r>
+    </w:p>
+    <w:p>
+      <w:pPr>
+        <w:pStyle w:val="ListParagraph"/>
+        <w:numPr>
+          <w:ilvl w:val="0"/>
+          <w:numId w:val="29"/>
+        </w:numPr>
+        <w:spacing w:after="0"/>
+        <w:jc w:val="both"/>
+        <w:rPr>
+          <w:szCs w:val="24"/>
+        </w:rPr>
+      </w:pPr>
+      <w:r>
+        <w:rPr>
+          <w:szCs w:val="24"/>
+        </w:rPr>
+        <w:t xml:space="preserve">Fixed null-reference, validation, and database-connection issues in legacy data access code. </w:t>
+      </w:r>
+    </w:p>
+    <w:p>
+      <w:pPr>
+        <w:pStyle w:val="ListParagraph"/>
+        <w:numPr>
+          <w:ilvl w:val="0"/>
+          <w:numId w:val="29"/>
+        </w:numPr>
+        <w:spacing w:after="0"/>
+        <w:jc w:val="both"/>
+        <w:rPr>
+          <w:szCs w:val="24"/>
+        </w:rPr>
+      </w:pPr>
+      <w:r>
+        <w:rPr>
+          <w:szCs w:val="24"/>
+        </w:rPr>
+        <w:t xml:space="preserve">Improved report performance by simplifying stored procedures, adding indexes, and reducing repeated queries. </w:t>
+      </w:r>
+    </w:p>
+    <w:p>
+      <w:pPr>
+        <w:pStyle w:val="ListParagraph"/>
+        <w:numPr>
+          <w:ilvl w:val="0"/>
+          <w:numId w:val="29"/>
+        </w:numPr>
+        <w:spacing w:after="0"/>
+        <w:jc w:val="both"/>
+        <w:rPr>
+          <w:szCs w:val="24"/>
+        </w:rPr>
+      </w:pPr>
+      <w:r>
+        <w:rPr>
+          <w:szCs w:val="24"/>
+        </w:rPr>
+        <w:t xml:space="preserve">Assisted with migration from Web Forms to ASP.NET MVC by separating presentation logic, validation rules, and reusable services. </w:t>
+      </w:r>
+    </w:p>
+    <w:p>
+      <w:pPr>
+        <w:pStyle w:val="ListParagraph"/>
+        <w:numPr>
+          <w:ilvl w:val="0"/>
+          <w:numId w:val="29"/>
+        </w:numPr>
+        <w:spacing w:after="0"/>
+        <w:jc w:val="both"/>
+        <w:rPr>
+          <w:szCs w:val="24"/>
+        </w:rPr>
+      </w:pPr>
+      <w:r>
+        <w:rPr>
+          <w:szCs w:val="24"/>
+        </w:rPr>
+        <w:t xml:space="preserve">Wrote SQL scripts, stored procedures, and maintenance jobs to clean duplicate records and support reporting needs. </w:t>
+      </w:r>
+    </w:p>
+    <w:p>
+      <w:pPr>
+        <w:pStyle w:val="ListParagraph"/>
+        <w:numPr>
+          <w:ilvl w:val="0"/>
+          <w:numId w:val="29"/>
         </w:numPr>
         <w:spacing w:before="100" w:beforeAutospacing="1" w:after="100" w:afterAutospacing="1"/>
         <w:jc w:val="both"/>
@@ -2128,35 +1917,75 @@
         <w:rPr>
           <w:szCs w:val="24"/>
         </w:rPr>
-        <w:t xml:space="preserve">Maintained internal admin systems with </w:t>
-      </w:r>
-      <w:r>
-        <w:rPr>
-          <w:b/>
-          <w:bCs/>
-          <w:szCs w:val="24"/>
-        </w:rPr>
-        <w:t>C# 4–5</w:t>
-      </w:r>
-      <w:r>
-        <w:rPr>
-          <w:szCs w:val="24"/>
-        </w:rPr>
-        <w:t xml:space="preserve">, </w:t>
-      </w:r>
-      <w:r>
-        <w:rPr>
-          <w:b/>
-          <w:bCs/>
-          <w:szCs w:val="24"/>
-        </w:rPr>
-        <w:t>ASP.NET MVC 3–4</w:t>
-      </w:r>
-      <w:r>
-        <w:rPr>
-          <w:szCs w:val="24"/>
-        </w:rPr>
-        <w:t>, Web Forms, ADO.NET, SQL Server, and IIS while learning production support discipline from senior engineers.</w:t>
+        <w:t xml:space="preserve">Supported IIS deployments by updating </w:t>
+      </w:r>
+      <w:proofErr w:type="spellStart"/>
+      <w:r>
+        <w:rPr>
+          <w:szCs w:val="24"/>
+        </w:rPr>
+        <w:t>web.config</w:t>
+      </w:r>
+      <w:proofErr w:type="spellEnd"/>
+      <w:r>
+        <w:rPr>
+          <w:szCs w:val="24"/>
+        </w:rPr>
+        <w:t xml:space="preserve"> values, verifying connection strings, reviewing Windows event logs, and checking app pool behavior.</w:t>
+      </w:r>
+    </w:p>
+    <w:p>
+      <w:pPr>
+        <w:pStyle w:val="Heading2"/>
+        <w:rPr>
+          <w:b w:val="0"/>
+          <w:i/>
+          <w:sz w:val="24"/>
+        </w:rPr>
+      </w:pPr>
+      <w:r>
+        <w:rPr>
+          <w:sz w:val="28"/>
+        </w:rPr>
+        <w:t>Microsoft — Software Developer Intern</w:t>
+      </w:r>
+      <w:r>
+        <w:rPr>
+          <w:sz w:val="28"/>
+        </w:rPr>
+        <w:t xml:space="preserve"> </w:t>
+      </w:r>
+      <w:r>
+        <w:rPr>
+          <w:b w:val="0"/>
+          <w:i/>
+          <w:sz w:val="24"/>
+        </w:rPr>
+        <w:t>(</w:t>
+      </w:r>
+      <w:r>
+        <w:rPr>
+          <w:b w:val="0"/>
+          <w:i/>
+          <w:sz w:val="24"/>
+        </w:rPr>
+        <w:t>Jun</w:t>
+      </w:r>
+      <w:r>
+        <w:rPr>
+          <w:b w:val="0"/>
+          <w:i/>
+          <w:sz w:val="24"/>
+        </w:rPr>
+        <w:t xml:space="preserve"> 2012 – Sep 2012</w:t>
+      </w:r>
+      <w:r>
+        <w:rPr>
+          <w:b w:val="0"/>
+          <w:i/>
+          <w:sz w:val="24"/>
+        </w:rPr>
+        <w:t>)</w:t>
       </w:r>
     </w:p>
     <w:p>
@@ -2164,7 +1993,81 @@
         <w:pStyle w:val="ListParagraph"/>
         <w:numPr>
           <w:ilvl w:val="0"/>
-          <w:numId w:val="28"/>
+          <w:numId w:val="29"/>
+        </w:numPr>
+        <w:spacing w:after="0"/>
+        <w:jc w:val="both"/>
+        <w:rPr>
+          <w:szCs w:val="24"/>
+        </w:rPr>
+      </w:pPr>
+      <w:r>
+        <w:rPr>
+          <w:szCs w:val="24"/>
+        </w:rPr>
+        <w:t xml:space="preserve">Contributed to internal engineering utilities using </w:t>
+      </w:r>
+      <w:r>
+        <w:rPr>
+          <w:b/>
+          <w:bCs/>
+          <w:szCs w:val="24"/>
+        </w:rPr>
+        <w:t>C#</w:t>
+      </w:r>
+      <w:r>
+        <w:rPr>
+          <w:szCs w:val="24"/>
+        </w:rPr>
+        <w:t xml:space="preserve">, ASP.NET MVC, JavaScript, and SQL Server. </w:t>
+      </w:r>
+    </w:p>
+    <w:p>
+      <w:pPr>
+        <w:pStyle w:val="ListParagraph"/>
+        <w:numPr>
+          <w:ilvl w:val="0"/>
+          <w:numId w:val="29"/>
+        </w:numPr>
+        <w:spacing w:after="0"/>
+        <w:jc w:val="both"/>
+        <w:rPr>
+          <w:szCs w:val="24"/>
+        </w:rPr>
+      </w:pPr>
+      <w:r>
+        <w:rPr>
+          <w:szCs w:val="24"/>
+        </w:rPr>
+        <w:t xml:space="preserve">Assisted with bug reproduction, log review, and small backend fixes for internal dashboard tools. </w:t>
+      </w:r>
+    </w:p>
+    <w:p>
+      <w:pPr>
+        <w:pStyle w:val="ListParagraph"/>
+        <w:numPr>
+          <w:ilvl w:val="0"/>
+          <w:numId w:val="29"/>
+        </w:numPr>
+        <w:spacing w:after="0"/>
+        <w:jc w:val="both"/>
+        <w:rPr>
+          <w:szCs w:val="24"/>
+        </w:rPr>
+      </w:pPr>
+      <w:r>
+        <w:rPr>
+          <w:szCs w:val="24"/>
+        </w:rPr>
+        <w:t xml:space="preserve">Implemented UI updates and backend validation improvements under senior engineer code review. </w:t>
+      </w:r>
+    </w:p>
+    <w:p>
+      <w:pPr>
+        <w:pStyle w:val="ListParagraph"/>
+        <w:numPr>
+          <w:ilvl w:val="0"/>
+          <w:numId w:val="29"/>
         </w:numPr>
         <w:spacing w:before="100" w:beforeAutospacing="1" w:after="100" w:afterAutospacing="1"/>
         <w:jc w:val="both"/>
@@ -2176,366 +2079,10 @@
         <w:rPr>
           <w:szCs w:val="24"/>
         </w:rPr>
-        <w:t>Implemented CRUD screens, reporting filters, export functions, and permission checks for business users who needed faster access to customer, inventory, and operations data.</w:t>
-      </w:r>
-    </w:p>
-    <w:p>
-      <w:pPr>
-        <w:pStyle w:val="ListParagraph"/>
-        <w:numPr>
-          <w:ilvl w:val="0"/>
-          <w:numId w:val="28"/>
-        </w:numPr>
-        <w:spacing w:before="100" w:beforeAutospacing="1" w:after="100" w:afterAutospacing="1"/>
-        <w:jc w:val="both"/>
-        <w:rPr>
-          <w:szCs w:val="24"/>
-        </w:rPr>
-      </w:pPr>
-      <w:r>
-        <w:rPr>
-          <w:szCs w:val="24"/>
-        </w:rPr>
-        <w:t>Resolved frequent null-reference and database-connection errors by adding validation, safer mapping logic, using-block cleanup, and clearer exception handling around legacy data access code.</w:t>
-      </w:r>
-    </w:p>
-    <w:p>
-      <w:pPr>
-        <w:pStyle w:val="ListParagraph"/>
-        <w:numPr>
-          <w:ilvl w:val="0"/>
-          <w:numId w:val="28"/>
-        </w:numPr>
-        <w:spacing w:before="100" w:beforeAutospacing="1" w:after="100" w:afterAutospacing="1"/>
-        <w:jc w:val="both"/>
-        <w:rPr>
-          <w:szCs w:val="24"/>
-        </w:rPr>
-      </w:pPr>
-      <w:r>
-        <w:rPr>
-          <w:szCs w:val="24"/>
-        </w:rPr>
-        <w:t xml:space="preserve">Improved report execution time by </w:t>
-      </w:r>
-      <w:r>
-        <w:rPr>
-          <w:b/>
-          <w:bCs/>
-          <w:szCs w:val="24"/>
-        </w:rPr>
-        <w:t>18%</w:t>
-      </w:r>
-      <w:r>
-        <w:rPr>
-          <w:szCs w:val="24"/>
-        </w:rPr>
-        <w:t xml:space="preserve"> after simplifying stored procedures, adding missing indexes, and reducing repeated queries inside loop-based server-side processing.</w:t>
-      </w:r>
-    </w:p>
-    <w:p>
-      <w:pPr>
-        <w:pStyle w:val="ListParagraph"/>
-        <w:numPr>
-          <w:ilvl w:val="0"/>
-          <w:numId w:val="28"/>
-        </w:numPr>
-        <w:spacing w:before="100" w:beforeAutospacing="1" w:after="100" w:afterAutospacing="1"/>
-        <w:jc w:val="both"/>
-        <w:rPr>
-          <w:szCs w:val="24"/>
-        </w:rPr>
-      </w:pPr>
-      <w:r>
-        <w:rPr>
-          <w:szCs w:val="24"/>
-        </w:rPr>
-        <w:t xml:space="preserve">Assisted with gradual migration from Web Forms pages to </w:t>
-      </w:r>
-      <w:r>
-        <w:rPr>
-          <w:b/>
-          <w:bCs/>
-          <w:szCs w:val="24"/>
-        </w:rPr>
-        <w:t>ASP.NET MVC 4</w:t>
-      </w:r>
-      <w:r>
-        <w:rPr>
-          <w:szCs w:val="24"/>
-        </w:rPr>
-        <w:t xml:space="preserve"> by separating presentation logic, shared validation rules, and reusable service classes.</w:t>
-      </w:r>
-    </w:p>
-    <w:p>
-      <w:pPr>
-        <w:pStyle w:val="ListParagraph"/>
-        <w:numPr>
-          <w:ilvl w:val="0"/>
-          <w:numId w:val="28"/>
-        </w:numPr>
-        <w:spacing w:before="100" w:beforeAutospacing="1" w:after="100" w:afterAutospacing="1"/>
-        <w:jc w:val="both"/>
-        <w:rPr>
-          <w:szCs w:val="24"/>
-        </w:rPr>
-      </w:pPr>
-      <w:r>
-        <w:rPr>
-          <w:szCs w:val="24"/>
-        </w:rPr>
-        <w:t>Wrote SQL scripts, stored procedures, and small maintenance jobs to clean duplicate records, normalize reference data, and support operational reporting requirements.</w:t>
-      </w:r>
-    </w:p>
-    <w:p>
-      <w:pPr>
-        <w:pStyle w:val="ListParagraph"/>
-        <w:numPr>
-          <w:ilvl w:val="0"/>
-          <w:numId w:val="28"/>
-        </w:numPr>
-        <w:spacing w:before="100" w:beforeAutospacing="1" w:after="100" w:afterAutospacing="1"/>
-        <w:jc w:val="both"/>
-        <w:rPr>
-          <w:szCs w:val="24"/>
-        </w:rPr>
-      </w:pPr>
-      <w:r>
-        <w:rPr>
-          <w:szCs w:val="24"/>
-        </w:rPr>
-        <w:t>Added form validation, authorization checks, and safer input handling to reduce user-entry errors and strengthen protection around internal administrative workflows.</w:t>
-      </w:r>
-    </w:p>
-    <w:p>
-      <w:pPr>
-        <w:pStyle w:val="ListParagraph"/>
-        <w:numPr>
-          <w:ilvl w:val="0"/>
-          <w:numId w:val="28"/>
-        </w:numPr>
-        <w:spacing w:before="100" w:beforeAutospacing="1" w:after="100" w:afterAutospacing="1"/>
-        <w:jc w:val="both"/>
-        <w:rPr>
-          <w:szCs w:val="24"/>
-        </w:rPr>
-      </w:pPr>
-      <w:r>
-        <w:rPr>
-          <w:szCs w:val="24"/>
-        </w:rPr>
-        <w:t xml:space="preserve">Supported IIS deployments by updating </w:t>
-      </w:r>
-      <w:proofErr w:type="spellStart"/>
-      <w:r>
-        <w:rPr>
-          <w:szCs w:val="24"/>
-        </w:rPr>
-        <w:t>web.config</w:t>
-      </w:r>
-      <w:proofErr w:type="spellEnd"/>
-      <w:r>
-        <w:rPr>
-          <w:szCs w:val="24"/>
-        </w:rPr>
-        <w:t xml:space="preserve"> values, verifying connection strings, checking Windows event logs, and confirming application pool behavior after releases.</w:t>
-      </w:r>
-    </w:p>
-    <w:p>
-      <w:pPr>
-        <w:pStyle w:val="ListParagraph"/>
-        <w:numPr>
-          <w:ilvl w:val="0"/>
-          <w:numId w:val="28"/>
-        </w:numPr>
-        <w:spacing w:before="100" w:beforeAutospacing="1" w:after="100" w:afterAutospacing="1"/>
-        <w:jc w:val="both"/>
-        <w:rPr>
-          <w:szCs w:val="24"/>
-        </w:rPr>
-      </w:pPr>
-      <w:r>
-        <w:rPr>
-          <w:szCs w:val="24"/>
-        </w:rPr>
-        <w:t xml:space="preserve">Built strong fundamentals in </w:t>
-      </w:r>
-      <w:r>
-        <w:rPr>
-          <w:b/>
-          <w:bCs/>
-          <w:szCs w:val="24"/>
-        </w:rPr>
-        <w:t>C#</w:t>
-      </w:r>
-      <w:r>
-        <w:rPr>
-          <w:szCs w:val="24"/>
-        </w:rPr>
-        <w:t>, object-oriented design, debugging, source control, and code review while contributing carefully to live business applications.</w:t>
-      </w:r>
-    </w:p>
-    <w:p>
-      <w:pPr>
-        <w:pStyle w:val="Heading2"/>
-        <w:rPr>
-          <w:b w:val="0"/>
-          <w:i/>
-          <w:sz w:val="24"/>
-        </w:rPr>
-      </w:pPr>
-      <w:r>
-        <w:rPr>
-          <w:sz w:val="28"/>
-        </w:rPr>
-        <w:t>Microsoft — Software Developer Intern</w:t>
-      </w:r>
-      <w:r>
-        <w:rPr>
-          <w:sz w:val="28"/>
-        </w:rPr>
-        <w:t xml:space="preserve"> </w:t>
-      </w:r>
-      <w:r>
-        <w:rPr>
-          <w:b w:val="0"/>
-          <w:i/>
-          <w:sz w:val="24"/>
-        </w:rPr>
-        <w:t>(</w:t>
-      </w:r>
-      <w:r>
-        <w:rPr>
-          <w:b w:val="0"/>
-          <w:i/>
-          <w:sz w:val="24"/>
-        </w:rPr>
-        <w:t>Jun</w:t>
-      </w:r>
-      <w:r>
-        <w:rPr>
-          <w:b w:val="0"/>
-          <w:i/>
-          <w:sz w:val="24"/>
-        </w:rPr>
-        <w:t xml:space="preserve"> 2012 – Sep 2012</w:t>
-      </w:r>
-      <w:r>
-        <w:rPr>
-          <w:b w:val="0"/>
-          <w:i/>
-          <w:sz w:val="24"/>
-        </w:rPr>
-        <w:t>)</w:t>
-      </w:r>
-    </w:p>
-    <w:p>
-      <w:pPr>
-        <w:pStyle w:val="ListParagraph"/>
-        <w:numPr>
-          <w:ilvl w:val="0"/>
-          <w:numId w:val="25"/>
-        </w:numPr>
-        <w:spacing w:before="100" w:beforeAutospacing="1" w:after="100" w:afterAutospacing="1"/>
-        <w:jc w:val="both"/>
-        <w:rPr>
-          <w:szCs w:val="24"/>
-        </w:rPr>
-      </w:pPr>
-      <w:r>
-        <w:rPr>
-          <w:szCs w:val="24"/>
-        </w:rPr>
-        <w:t xml:space="preserve">Contributed to internal engineering utilities using </w:t>
-      </w:r>
-      <w:r>
-        <w:rPr>
-          <w:b/>
-          <w:bCs/>
-          <w:szCs w:val="24"/>
-        </w:rPr>
-        <w:t>C#</w:t>
-      </w:r>
-      <w:r>
-        <w:rPr>
-          <w:szCs w:val="24"/>
-        </w:rPr>
-        <w:t xml:space="preserve">, </w:t>
-      </w:r>
-      <w:r>
-        <w:rPr>
-          <w:b/>
-          <w:bCs/>
-          <w:szCs w:val="24"/>
-        </w:rPr>
-        <w:t>ASP.NET MVC 4</w:t>
-      </w:r>
-      <w:r>
-        <w:rPr>
-          <w:szCs w:val="24"/>
-        </w:rPr>
-        <w:t>, JavaScript, and SQL Server patterns while learning enterprise development standards from senior engineers.</w:t>
-      </w:r>
-    </w:p>
-    <w:p>
-      <w:pPr>
-        <w:pStyle w:val="ListParagraph"/>
-        <w:numPr>
-          <w:ilvl w:val="0"/>
-          <w:numId w:val="25"/>
-        </w:numPr>
-        <w:spacing w:before="100" w:beforeAutospacing="1" w:after="100" w:afterAutospacing="1"/>
-        <w:jc w:val="both"/>
-        <w:rPr>
-          <w:szCs w:val="24"/>
-        </w:rPr>
-      </w:pPr>
-      <w:r>
-        <w:rPr>
-          <w:szCs w:val="24"/>
-        </w:rPr>
-        <w:t>Assisted with bug reproduction, log review, and small feature fixes for dashboard pages, improving reliability of internal tools used by technical support teams.</w:t>
-      </w:r>
-    </w:p>
-    <w:p>
-      <w:pPr>
-        <w:pStyle w:val="ListParagraph"/>
-        <w:numPr>
-          <w:ilvl w:val="0"/>
-          <w:numId w:val="25"/>
-        </w:numPr>
-        <w:spacing w:before="100" w:beforeAutospacing="1" w:after="100" w:afterAutospacing="1"/>
-        <w:jc w:val="both"/>
-        <w:rPr>
-          <w:szCs w:val="24"/>
-        </w:rPr>
-      </w:pPr>
-      <w:r>
-        <w:rPr>
-          <w:szCs w:val="24"/>
-        </w:rPr>
-        <w:t>Implemented minor UI updates and backend validation improvements under code review, gaining practical experience with accessibility, maintainability, and secure coding expectations.</w:t>
-      </w:r>
-    </w:p>
-    <w:p>
-      <w:pPr>
-        <w:pStyle w:val="ListParagraph"/>
-        <w:numPr>
-          <w:ilvl w:val="0"/>
-          <w:numId w:val="25"/>
-        </w:numPr>
-        <w:spacing w:before="100" w:beforeAutospacing="1" w:after="100" w:afterAutospacing="1"/>
-        <w:jc w:val="both"/>
-        <w:rPr>
-          <w:szCs w:val="24"/>
-        </w:rPr>
-      </w:pPr>
-      <w:r>
-        <w:rPr>
-          <w:szCs w:val="24"/>
-        </w:rPr>
-        <w:t>Prepared documentation for setup steps, known issues, and troubleshooting paths so future interns and team members could onboard more smoothly to internal applications.</w:t>
-      </w:r>
+        <w:t>Prepared documentation for setup steps, known issues, and troubleshooting paths to support future onboarding.</w:t>
+      </w:r>
+      <w:bookmarkStart w:id="0" w:name="_GoBack"/>
+      <w:bookmarkEnd w:id="0"/>
     </w:p>
     <w:p>
       <w:pPr>
@@ -2639,6 +2186,119 @@
 <file path=word/numbering.xml><?xml version="1.0" encoding="utf-8"?>
 <w:numbering xmlns:wpc="http://schemas.microsoft.com/office/word/2010/wordprocessingCanvas" xmlns:mc="http://schemas.openxmlformats.org/markup-compatibility/2006" xmlns:o="urn:schemas-microsoft-com:office:office" xmlns:r="http://schemas.openxmlformats.org/officeDocument/2006/relationships" xmlns:m="http://schemas.openxmlformats.org/officeDocument/2006/math" xmlns:v="urn:schemas-microsoft-com:vml" xmlns:wp14="http://schemas.microsoft.com/office/word/2010/wordprocessingDrawing" xmlns:wp="http://schemas.openxmlformats.org/drawingml/2006/wordprocessingDrawing" xmlns:w10="urn:schemas-microsoft-com:office:word" xmlns:w="http://schemas.openxmlformats.org/wordprocessingml/2006/main" xmlns:w14="http://schemas.microsoft.com/office/word/2010/wordml" xmlns:wpg="http://schemas.microsoft.com/office/word/2010/wordprocessingGroup" xmlns:wpi="http://schemas.microsoft.com/office/word/2010/wordprocessingInk" xmlns:wne="http://schemas.microsoft.com/office/word/2006/wordml" xmlns:wps="http://schemas.microsoft.com/office/word/2010/wordprocessingShape" mc:Ignorable="w14 wp14">
   <w:abstractNum w:abstractNumId="0">
+    <w:nsid w:val="017F1EAC"/>
+    <w:multiLevelType w:val="hybridMultilevel"/>
+    <w:tmpl w:val="CBCCE398"/>
+    <w:lvl w:ilvl="0" w:tplc="04090001">
+      <w:start w:val="1"/>
+      <w:numFmt w:val="bullet"/>
+      <w:lvlText w:val=""/>
+      <w:lvlJc w:val="left"/>
+      <w:pPr>
+        <w:ind w:left="720" w:hanging="360"/>
+      </w:pPr>
+      <w:rPr>
+        <w:rFonts w:ascii="Symbol" w:hAnsi="Symbol" w:hint="default"/>
+      </w:rPr>
+    </w:lvl>
+    <w:lvl w:ilvl="1" w:tplc="04090003" w:tentative="1">
+      <w:start w:val="1"/>
+      <w:numFmt w:val="bullet"/>
+      <w:lvlText w:val="o"/>
+      <w:lvlJc w:val="left"/>
+      <w:pPr>
+        <w:ind w:left="1440" w:hanging="360"/>
+      </w:pPr>
+      <w:rPr>
+        <w:rFonts w:ascii="Courier New" w:hAnsi="Courier New" w:cs="Courier New" w:hint="default"/>
+      </w:rPr>
+    </w:lvl>
+    <w:lvl w:ilvl="2" w:tplc="04090005" w:tentative="1">
+      <w:start w:val="1"/>
+      <w:numFmt w:val="bullet"/>
+      <w:lvlText w:val=""/>
+      <w:lvlJc w:val="left"/>
+      <w:pPr>
+        <w:ind w:left="2160" w:hanging="360"/>
+      </w:pPr>
+      <w:rPr>
+        <w:rFonts w:ascii="Wingdings" w:hAnsi="Wingdings" w:hint="default"/>
+      </w:rPr>
+    </w:lvl>
+    <w:lvl w:ilvl="3" w:tplc="04090001" w:tentative="1">
+      <w:start w:val="1"/>
+      <w:numFmt w:val="bullet"/>
+      <w:lvlText w:val=""/>
+      <w:lvlJc w:val="left"/>
+      <w:pPr>
+        <w:ind w:left="2880" w:hanging="360"/>
+      </w:pPr>
+      <w:rPr>
+        <w:rFonts w:ascii="Symbol" w:hAnsi="Symbol" w:hint="default"/>
+      </w:rPr>
+    </w:lvl>
+    <w:lvl w:ilvl="4" w:tplc="04090003" w:tentative="1">
+      <w:start w:val="1"/>
+      <w:numFmt w:val="bullet"/>
+      <w:lvlText w:val="o"/>
+      <w:lvlJc w:val="left"/>
+      <w:pPr>
+        <w:ind w:left="3600" w:hanging="360"/>
+      </w:pPr>
+      <w:rPr>
+        <w:rFonts w:ascii="Courier New" w:hAnsi="Courier New" w:cs="Courier New" w:hint="default"/>
+      </w:rPr>
+    </w:lvl>
+    <w:lvl w:ilvl="5" w:tplc="04090005" w:tentative="1">
+      <w:start w:val="1"/>
+      <w:numFmt w:val="bullet"/>
+      <w:lvlText w:val=""/>
+      <w:lvlJc w:val="left"/>
+      <w:pPr>
+        <w:ind w:left="4320" w:hanging="360"/>
+      </w:pPr>
+      <w:rPr>
+        <w:rFonts w:ascii="Wingdings" w:hAnsi="Wingdings" w:hint="default"/>
+      </w:rPr>
+    </w:lvl>
+    <w:lvl w:ilvl="6" w:tplc="04090001" w:tentative="1">
+      <w:start w:val="1"/>
+      <w:numFmt w:val="bullet"/>
+      <w:lvlText w:val=""/>
+      <w:lvlJc w:val="left"/>
+      <w:pPr>
+        <w:ind w:left="5040" w:hanging="360"/>
+      </w:pPr>
+      <w:rPr>
+        <w:rFonts w:ascii="Symbol" w:hAnsi="Symbol" w:hint="default"/>
+      </w:rPr>
+    </w:lvl>
+    <w:lvl w:ilvl="7" w:tplc="04090003" w:tentative="1">
+      <w:start w:val="1"/>
+      <w:numFmt w:val="bullet"/>
+      <w:lvlText w:val="o"/>
+      <w:lvlJc w:val="left"/>
+      <w:pPr>
+        <w:ind w:left="5760" w:hanging="360"/>
+      </w:pPr>
+      <w:rPr>
+        <w:rFonts w:ascii="Courier New" w:hAnsi="Courier New" w:cs="Courier New" w:hint="default"/>
+      </w:rPr>
+    </w:lvl>
+    <w:lvl w:ilvl="8" w:tplc="04090005" w:tentative="1">
+      <w:start w:val="1"/>
+      <w:numFmt w:val="bullet"/>
+      <w:lvlText w:val=""/>
+      <w:lvlJc w:val="left"/>
+      <w:pPr>
+        <w:ind w:left="6480" w:hanging="360"/>
+      </w:pPr>
+      <w:rPr>
+        <w:rFonts w:ascii="Wingdings" w:hAnsi="Wingdings" w:hint="default"/>
+      </w:rPr>
+    </w:lvl>
+  </w:abstractNum>
+  <w:abstractNum w:abstractNumId="1">
     <w:nsid w:val="02757A1C"/>
     <w:multiLevelType w:val="hybridMultilevel"/>
     <w:tmpl w:val="C7CEDC5E"/>
@@ -2751,7 +2411,7 @@
       </w:rPr>
     </w:lvl>
   </w:abstractNum>
-  <w:abstractNum w:abstractNumId="1">
+  <w:abstractNum w:abstractNumId="2">
     <w:nsid w:val="04310C5F"/>
     <w:multiLevelType w:val="hybridMultilevel"/>
     <w:tmpl w:val="AA9C986A"/>
@@ -2864,7 +2524,7 @@
       </w:rPr>
     </w:lvl>
   </w:abstractNum>
-  <w:abstractNum w:abstractNumId="2">
+  <w:abstractNum w:abstractNumId="3">
     <w:nsid w:val="08914CC6"/>
     <w:multiLevelType w:val="hybridMultilevel"/>
     <w:tmpl w:val="05F61580"/>
@@ -2977,7 +2637,7 @@
       </w:rPr>
     </w:lvl>
   </w:abstractNum>
-  <w:abstractNum w:abstractNumId="3">
+  <w:abstractNum w:abstractNumId="4">
     <w:nsid w:val="098D1B65"/>
     <w:multiLevelType w:val="hybridMultilevel"/>
     <w:tmpl w:val="2BE09400"/>
@@ -3090,7 +2750,7 @@
       </w:rPr>
     </w:lvl>
   </w:abstractNum>
-  <w:abstractNum w:abstractNumId="4">
+  <w:abstractNum w:abstractNumId="5">
     <w:nsid w:val="13F71779"/>
     <w:multiLevelType w:val="hybridMultilevel"/>
     <w:tmpl w:val="6A9E8CC2"/>
@@ -3203,7 +2863,120 @@
       </w:rPr>
     </w:lvl>
   </w:abstractNum>
-  <w:abstractNum w:abstractNumId="5">
+  <w:abstractNum w:abstractNumId="6">
+    <w:nsid w:val="16FE3F3C"/>
+    <w:multiLevelType w:val="hybridMultilevel"/>
+    <w:tmpl w:val="37F88FAE"/>
+    <w:lvl w:ilvl="0" w:tplc="04090001">
+      <w:start w:val="1"/>
+      <w:numFmt w:val="bullet"/>
+      <w:lvlText w:val=""/>
+      <w:lvlJc w:val="left"/>
+      <w:pPr>
+        <w:ind w:left="720" w:hanging="360"/>
+      </w:pPr>
+      <w:rPr>
+        <w:rFonts w:ascii="Symbol" w:hAnsi="Symbol" w:hint="default"/>
+      </w:rPr>
+    </w:lvl>
+    <w:lvl w:ilvl="1" w:tplc="04090003" w:tentative="1">
+      <w:start w:val="1"/>
+      <w:numFmt w:val="bullet"/>
+      <w:lvlText w:val="o"/>
+      <w:lvlJc w:val="left"/>
+      <w:pPr>
+        <w:ind w:left="1440" w:hanging="360"/>
+      </w:pPr>
+      <w:rPr>
+        <w:rFonts w:ascii="Courier New" w:hAnsi="Courier New" w:cs="Courier New" w:hint="default"/>
+      </w:rPr>
+    </w:lvl>
+    <w:lvl w:ilvl="2" w:tplc="04090005" w:tentative="1">
+      <w:start w:val="1"/>
+      <w:numFmt w:val="bullet"/>
+      <w:lvlText w:val=""/>
+      <w:lvlJc w:val="left"/>
+      <w:pPr>
+        <w:ind w:left="2160" w:hanging="360"/>
+      </w:pPr>
+      <w:rPr>
+        <w:rFonts w:ascii="Wingdings" w:hAnsi="Wingdings" w:hint="default"/>
+      </w:rPr>
+    </w:lvl>
+    <w:lvl w:ilvl="3" w:tplc="04090001" w:tentative="1">
+      <w:start w:val="1"/>
+      <w:numFmt w:val="bullet"/>
+      <w:lvlText w:val=""/>
+      <w:lvlJc w:val="left"/>
+      <w:pPr>
+        <w:ind w:left="2880" w:hanging="360"/>
+      </w:pPr>
+      <w:rPr>
+        <w:rFonts w:ascii="Symbol" w:hAnsi="Symbol" w:hint="default"/>
+      </w:rPr>
+    </w:lvl>
+    <w:lvl w:ilvl="4" w:tplc="04090003" w:tentative="1">
+      <w:start w:val="1"/>
+      <w:numFmt w:val="bullet"/>
+      <w:lvlText w:val="o"/>
+      <w:lvlJc w:val="left"/>
+      <w:pPr>
+        <w:ind w:left="3600" w:hanging="360"/>
+      </w:pPr>
+      <w:rPr>
+        <w:rFonts w:ascii="Courier New" w:hAnsi="Courier New" w:cs="Courier New" w:hint="default"/>
+      </w:rPr>
+    </w:lvl>
+    <w:lvl w:ilvl="5" w:tplc="04090005" w:tentative="1">
+      <w:start w:val="1"/>
+      <w:numFmt w:val="bullet"/>
+      <w:lvlText w:val=""/>
+      <w:lvlJc w:val="left"/>
+      <w:pPr>
+        <w:ind w:left="4320" w:hanging="360"/>
+      </w:pPr>
+      <w:rPr>
+        <w:rFonts w:ascii="Wingdings" w:hAnsi="Wingdings" w:hint="default"/>
+      </w:rPr>
+    </w:lvl>
+    <w:lvl w:ilvl="6" w:tplc="04090001" w:tentative="1">
+      <w:start w:val="1"/>
+      <w:numFmt w:val="bullet"/>
+      <w:lvlText w:val=""/>
+      <w:lvlJc w:val="left"/>
+      <w:pPr>
+        <w:ind w:left="5040" w:hanging="360"/>
+      </w:pPr>
+      <w:rPr>
+        <w:rFonts w:ascii="Symbol" w:hAnsi="Symbol" w:hint="default"/>
+      </w:rPr>
+    </w:lvl>
+    <w:lvl w:ilvl="7" w:tplc="04090003" w:tentative="1">
+      <w:start w:val="1"/>
+      <w:numFmt w:val="bullet"/>
+      <w:lvlText w:val="o"/>
+      <w:lvlJc w:val="left"/>
+      <w:pPr>
+        <w:ind w:left="5760" w:hanging="360"/>
+      </w:pPr>
+      <w:rPr>
+        <w:rFonts w:ascii="Courier New" w:hAnsi="Courier New" w:cs="Courier New" w:hint="default"/>
+      </w:rPr>
+    </w:lvl>
+    <w:lvl w:ilvl="8" w:tplc="04090005" w:tentative="1">
+      <w:start w:val="1"/>
+      <w:numFmt w:val="bullet"/>
+      <w:lvlText w:val=""/>
+      <w:lvlJc w:val="left"/>
+      <w:pPr>
+        <w:ind w:left="6480" w:hanging="360"/>
+      </w:pPr>
+      <w:rPr>
+        <w:rFonts w:ascii="Wingdings" w:hAnsi="Wingdings" w:hint="default"/>
+      </w:rPr>
+    </w:lvl>
+  </w:abstractNum>
+  <w:abstractNum w:abstractNumId="7">
     <w:nsid w:val="1A5E2D58"/>
     <w:multiLevelType w:val="hybridMultilevel"/>
     <w:tmpl w:val="727C9E7C"/>
@@ -3316,7 +3089,7 @@
       </w:rPr>
     </w:lvl>
   </w:abstractNum>
-  <w:abstractNum w:abstractNumId="6">
+  <w:abstractNum w:abstractNumId="8">
     <w:nsid w:val="20726D95"/>
     <w:multiLevelType w:val="hybridMultilevel"/>
     <w:tmpl w:val="5AA271EA"/>
@@ -3429,7 +3202,7 @@
       </w:rPr>
     </w:lvl>
   </w:abstractNum>
-  <w:abstractNum w:abstractNumId="7">
+  <w:abstractNum w:abstractNumId="9">
     <w:nsid w:val="219B7C6E"/>
     <w:multiLevelType w:val="hybridMultilevel"/>
     <w:tmpl w:val="DA8A96E8"/>
@@ -3542,7 +3315,7 @@
       </w:rPr>
     </w:lvl>
   </w:abstractNum>
-  <w:abstractNum w:abstractNumId="8">
+  <w:abstractNum w:abstractNumId="10">
     <w:nsid w:val="3148586C"/>
     <w:multiLevelType w:val="hybridMultilevel"/>
     <w:tmpl w:val="01BAB694"/>
@@ -3655,7 +3428,233 @@
       </w:rPr>
     </w:lvl>
   </w:abstractNum>
-  <w:abstractNum w:abstractNumId="9">
+  <w:abstractNum w:abstractNumId="11">
+    <w:nsid w:val="333A7B8F"/>
+    <w:multiLevelType w:val="hybridMultilevel"/>
+    <w:tmpl w:val="D9C28F22"/>
+    <w:lvl w:ilvl="0" w:tplc="04090001">
+      <w:start w:val="1"/>
+      <w:numFmt w:val="bullet"/>
+      <w:lvlText w:val=""/>
+      <w:lvlJc w:val="left"/>
+      <w:pPr>
+        <w:ind w:left="720" w:hanging="360"/>
+      </w:pPr>
+      <w:rPr>
+        <w:rFonts w:ascii="Symbol" w:hAnsi="Symbol" w:hint="default"/>
+      </w:rPr>
+    </w:lvl>
+    <w:lvl w:ilvl="1" w:tplc="04090003" w:tentative="1">
+      <w:start w:val="1"/>
+      <w:numFmt w:val="bullet"/>
+      <w:lvlText w:val="o"/>
+      <w:lvlJc w:val="left"/>
+      <w:pPr>
+        <w:ind w:left="1440" w:hanging="360"/>
+      </w:pPr>
+      <w:rPr>
+        <w:rFonts w:ascii="Courier New" w:hAnsi="Courier New" w:cs="Courier New" w:hint="default"/>
+      </w:rPr>
+    </w:lvl>
+    <w:lvl w:ilvl="2" w:tplc="04090005" w:tentative="1">
+      <w:start w:val="1"/>
+      <w:numFmt w:val="bullet"/>
+      <w:lvlText w:val=""/>
+      <w:lvlJc w:val="left"/>
+      <w:pPr>
+        <w:ind w:left="2160" w:hanging="360"/>
+      </w:pPr>
+      <w:rPr>
+        <w:rFonts w:ascii="Wingdings" w:hAnsi="Wingdings" w:hint="default"/>
+      </w:rPr>
+    </w:lvl>
+    <w:lvl w:ilvl="3" w:tplc="04090001" w:tentative="1">
+      <w:start w:val="1"/>
+      <w:numFmt w:val="bullet"/>
+      <w:lvlText w:val=""/>
+      <w:lvlJc w:val="left"/>
+      <w:pPr>
+        <w:ind w:left="2880" w:hanging="360"/>
+      </w:pPr>
+      <w:rPr>
+        <w:rFonts w:ascii="Symbol" w:hAnsi="Symbol" w:hint="default"/>
+      </w:rPr>
+    </w:lvl>
+    <w:lvl w:ilvl="4" w:tplc="04090003" w:tentative="1">
+      <w:start w:val="1"/>
+      <w:numFmt w:val="bullet"/>
+      <w:lvlText w:val="o"/>
+      <w:lvlJc w:val="left"/>
+      <w:pPr>
+        <w:ind w:left="3600" w:hanging="360"/>
+      </w:pPr>
+      <w:rPr>
+        <w:rFonts w:ascii="Courier New" w:hAnsi="Courier New" w:cs="Courier New" w:hint="default"/>
+      </w:rPr>
+    </w:lvl>
+    <w:lvl w:ilvl="5" w:tplc="04090005" w:tentative="1">
+      <w:start w:val="1"/>
+      <w:numFmt w:val="bullet"/>
+      <w:lvlText w:val=""/>
+      <w:lvlJc w:val="left"/>
+      <w:pPr>
+        <w:ind w:left="4320" w:hanging="360"/>
+      </w:pPr>
+      <w:rPr>
+        <w:rFonts w:ascii="Wingdings" w:hAnsi="Wingdings" w:hint="default"/>
+      </w:rPr>
+    </w:lvl>
+    <w:lvl w:ilvl="6" w:tplc="04090001" w:tentative="1">
+      <w:start w:val="1"/>
+      <w:numFmt w:val="bullet"/>
+      <w:lvlText w:val=""/>
+      <w:lvlJc w:val="left"/>
+      <w:pPr>
+        <w:ind w:left="5040" w:hanging="360"/>
+      </w:pPr>
+      <w:rPr>
+        <w:rFonts w:ascii="Symbol" w:hAnsi="Symbol" w:hint="default"/>
+      </w:rPr>
+    </w:lvl>
+    <w:lvl w:ilvl="7" w:tplc="04090003" w:tentative="1">
+      <w:start w:val="1"/>
+      <w:numFmt w:val="bullet"/>
+      <w:lvlText w:val="o"/>
+      <w:lvlJc w:val="left"/>
+      <w:pPr>
+        <w:ind w:left="5760" w:hanging="360"/>
+      </w:pPr>
+      <w:rPr>
+        <w:rFonts w:ascii="Courier New" w:hAnsi="Courier New" w:cs="Courier New" w:hint="default"/>
+      </w:rPr>
+    </w:lvl>
+    <w:lvl w:ilvl="8" w:tplc="04090005" w:tentative="1">
+      <w:start w:val="1"/>
+      <w:numFmt w:val="bullet"/>
+      <w:lvlText w:val=""/>
+      <w:lvlJc w:val="left"/>
+      <w:pPr>
+        <w:ind w:left="6480" w:hanging="360"/>
+      </w:pPr>
+      <w:rPr>
+        <w:rFonts w:ascii="Wingdings" w:hAnsi="Wingdings" w:hint="default"/>
+      </w:rPr>
+    </w:lvl>
+  </w:abstractNum>
+  <w:abstractNum w:abstractNumId="12">
+    <w:nsid w:val="39774956"/>
+    <w:multiLevelType w:val="hybridMultilevel"/>
+    <w:tmpl w:val="59CA348C"/>
+    <w:lvl w:ilvl="0" w:tplc="04090001">
+      <w:start w:val="1"/>
+      <w:numFmt w:val="bullet"/>
+      <w:lvlText w:val=""/>
+      <w:lvlJc w:val="left"/>
+      <w:pPr>
+        <w:ind w:left="720" w:hanging="360"/>
+      </w:pPr>
+      <w:rPr>
+        <w:rFonts w:ascii="Symbol" w:hAnsi="Symbol" w:hint="default"/>
+      </w:rPr>
+    </w:lvl>
+    <w:lvl w:ilvl="1" w:tplc="04090003" w:tentative="1">
+      <w:start w:val="1"/>
+      <w:numFmt w:val="bullet"/>
+      <w:lvlText w:val="o"/>
+      <w:lvlJc w:val="left"/>
+      <w:pPr>
+        <w:ind w:left="1440" w:hanging="360"/>
+      </w:pPr>
+      <w:rPr>
+        <w:rFonts w:ascii="Courier New" w:hAnsi="Courier New" w:cs="Courier New" w:hint="default"/>
+      </w:rPr>
+    </w:lvl>
+    <w:lvl w:ilvl="2" w:tplc="04090005" w:tentative="1">
+      <w:start w:val="1"/>
+      <w:numFmt w:val="bullet"/>
+      <w:lvlText w:val=""/>
+      <w:lvlJc w:val="left"/>
+      <w:pPr>
+        <w:ind w:left="2160" w:hanging="360"/>
+      </w:pPr>
+      <w:rPr>
+        <w:rFonts w:ascii="Wingdings" w:hAnsi="Wingdings" w:hint="default"/>
+      </w:rPr>
+    </w:lvl>
+    <w:lvl w:ilvl="3" w:tplc="04090001" w:tentative="1">
+      <w:start w:val="1"/>
+      <w:numFmt w:val="bullet"/>
+      <w:lvlText w:val=""/>
+      <w:lvlJc w:val="left"/>
+      <w:pPr>
+        <w:ind w:left="2880" w:hanging="360"/>
+      </w:pPr>
+      <w:rPr>
+        <w:rFonts w:ascii="Symbol" w:hAnsi="Symbol" w:hint="default"/>
+      </w:rPr>
+    </w:lvl>
+    <w:lvl w:ilvl="4" w:tplc="04090003" w:tentative="1">
+      <w:start w:val="1"/>
+      <w:numFmt w:val="bullet"/>
+      <w:lvlText w:val="o"/>
+      <w:lvlJc w:val="left"/>
+      <w:pPr>
+        <w:ind w:left="3600" w:hanging="360"/>
+      </w:pPr>
+      <w:rPr>
+        <w:rFonts w:ascii="Courier New" w:hAnsi="Courier New" w:cs="Courier New" w:hint="default"/>
+      </w:rPr>
+    </w:lvl>
+    <w:lvl w:ilvl="5" w:tplc="04090005" w:tentative="1">
+      <w:start w:val="1"/>
+      <w:numFmt w:val="bullet"/>
+      <w:lvlText w:val=""/>
+      <w:lvlJc w:val="left"/>
+      <w:pPr>
+        <w:ind w:left="4320" w:hanging="360"/>
+      </w:pPr>
+      <w:rPr>
+        <w:rFonts w:ascii="Wingdings" w:hAnsi="Wingdings" w:hint="default"/>
+      </w:rPr>
+    </w:lvl>
+    <w:lvl w:ilvl="6" w:tplc="04090001" w:tentative="1">
+      <w:start w:val="1"/>
+      <w:numFmt w:val="bullet"/>
+      <w:lvlText w:val=""/>
+      <w:lvlJc w:val="left"/>
+      <w:pPr>
+        <w:ind w:left="5040" w:hanging="360"/>
+      </w:pPr>
+      <w:rPr>
+        <w:rFonts w:ascii="Symbol" w:hAnsi="Symbol" w:hint="default"/>
+      </w:rPr>
+    </w:lvl>
+    <w:lvl w:ilvl="7" w:tplc="04090003" w:tentative="1">
+      <w:start w:val="1"/>
+      <w:numFmt w:val="bullet"/>
+      <w:lvlText w:val="o"/>
+      <w:lvlJc w:val="left"/>
+      <w:pPr>
+        <w:ind w:left="5760" w:hanging="360"/>
+      </w:pPr>
+      <w:rPr>
+        <w:rFonts w:ascii="Courier New" w:hAnsi="Courier New" w:cs="Courier New" w:hint="default"/>
+      </w:rPr>
+    </w:lvl>
+    <w:lvl w:ilvl="8" w:tplc="04090005" w:tentative="1">
+      <w:start w:val="1"/>
+      <w:numFmt w:val="bullet"/>
+      <w:lvlText w:val=""/>
+      <w:lvlJc w:val="left"/>
+      <w:pPr>
+        <w:ind w:left="6480" w:hanging="360"/>
+      </w:pPr>
+      <w:rPr>
+        <w:rFonts w:ascii="Wingdings" w:hAnsi="Wingdings" w:hint="default"/>
+      </w:rPr>
+    </w:lvl>
+  </w:abstractNum>
+  <w:abstractNum w:abstractNumId="13">
     <w:nsid w:val="3BC4029E"/>
     <w:multiLevelType w:val="hybridMultilevel"/>
     <w:tmpl w:val="49DA86D4"/>
@@ -3768,7 +3767,120 @@
       </w:rPr>
     </w:lvl>
   </w:abstractNum>
-  <w:abstractNum w:abstractNumId="10">
+  <w:abstractNum w:abstractNumId="14">
+    <w:nsid w:val="43E8635A"/>
+    <w:multiLevelType w:val="hybridMultilevel"/>
+    <w:tmpl w:val="59A45B30"/>
+    <w:lvl w:ilvl="0" w:tplc="04090001">
+      <w:start w:val="1"/>
+      <w:numFmt w:val="bullet"/>
+      <w:lvlText w:val=""/>
+      <w:lvlJc w:val="left"/>
+      <w:pPr>
+        <w:ind w:left="720" w:hanging="360"/>
+      </w:pPr>
+      <w:rPr>
+        <w:rFonts w:ascii="Symbol" w:hAnsi="Symbol" w:hint="default"/>
+      </w:rPr>
+    </w:lvl>
+    <w:lvl w:ilvl="1" w:tplc="04090003" w:tentative="1">
+      <w:start w:val="1"/>
+      <w:numFmt w:val="bullet"/>
+      <w:lvlText w:val="o"/>
+      <w:lvlJc w:val="left"/>
+      <w:pPr>
+        <w:ind w:left="1440" w:hanging="360"/>
+      </w:pPr>
+      <w:rPr>
+        <w:rFonts w:ascii="Courier New" w:hAnsi="Courier New" w:cs="Courier New" w:hint="default"/>
+      </w:rPr>
+    </w:lvl>
+    <w:lvl w:ilvl="2" w:tplc="04090005" w:tentative="1">
+      <w:start w:val="1"/>
+      <w:numFmt w:val="bullet"/>
+      <w:lvlText w:val=""/>
+      <w:lvlJc w:val="left"/>
+      <w:pPr>
+        <w:ind w:left="2160" w:hanging="360"/>
+      </w:pPr>
+      <w:rPr>
+        <w:rFonts w:ascii="Wingdings" w:hAnsi="Wingdings" w:hint="default"/>
+      </w:rPr>
+    </w:lvl>
+    <w:lvl w:ilvl="3" w:tplc="04090001" w:tentative="1">
+      <w:start w:val="1"/>
+      <w:numFmt w:val="bullet"/>
+      <w:lvlText w:val=""/>
+      <w:lvlJc w:val="left"/>
+      <w:pPr>
+        <w:ind w:left="2880" w:hanging="360"/>
+      </w:pPr>
+      <w:rPr>
+        <w:rFonts w:ascii="Symbol" w:hAnsi="Symbol" w:hint="default"/>
+      </w:rPr>
+    </w:lvl>
+    <w:lvl w:ilvl="4" w:tplc="04090003" w:tentative="1">
+      <w:start w:val="1"/>
+      <w:numFmt w:val="bullet"/>
+      <w:lvlText w:val="o"/>
+      <w:lvlJc w:val="left"/>
+      <w:pPr>
+        <w:ind w:left="3600" w:hanging="360"/>
+      </w:pPr>
+      <w:rPr>
+        <w:rFonts w:ascii="Courier New" w:hAnsi="Courier New" w:cs="Courier New" w:hint="default"/>
+      </w:rPr>
+    </w:lvl>
+    <w:lvl w:ilvl="5" w:tplc="04090005" w:tentative="1">
+      <w:start w:val="1"/>
+      <w:numFmt w:val="bullet"/>
+      <w:lvlText w:val=""/>
+      <w:lvlJc w:val="left"/>
+      <w:pPr>
+        <w:ind w:left="4320" w:hanging="360"/>
+      </w:pPr>
+      <w:rPr>
+        <w:rFonts w:ascii="Wingdings" w:hAnsi="Wingdings" w:hint="default"/>
+      </w:rPr>
+    </w:lvl>
+    <w:lvl w:ilvl="6" w:tplc="04090001" w:tentative="1">
+      <w:start w:val="1"/>
+      <w:numFmt w:val="bullet"/>
+      <w:lvlText w:val=""/>
+      <w:lvlJc w:val="left"/>
+      <w:pPr>
+        <w:ind w:left="5040" w:hanging="360"/>
+      </w:pPr>
+      <w:rPr>
+        <w:rFonts w:ascii="Symbol" w:hAnsi="Symbol" w:hint="default"/>
+      </w:rPr>
+    </w:lvl>
+    <w:lvl w:ilvl="7" w:tplc="04090003" w:tentative="1">
+      <w:start w:val="1"/>
+      <w:numFmt w:val="bullet"/>
+      <w:lvlText w:val="o"/>
+      <w:lvlJc w:val="left"/>
+      <w:pPr>
+        <w:ind w:left="5760" w:hanging="360"/>
+      </w:pPr>
+      <w:rPr>
+        <w:rFonts w:ascii="Courier New" w:hAnsi="Courier New" w:cs="Courier New" w:hint="default"/>
+      </w:rPr>
+    </w:lvl>
+    <w:lvl w:ilvl="8" w:tplc="04090005" w:tentative="1">
+      <w:start w:val="1"/>
+      <w:numFmt w:val="bullet"/>
+      <w:lvlText w:val=""/>
+      <w:lvlJc w:val="left"/>
+      <w:pPr>
+        <w:ind w:left="6480" w:hanging="360"/>
+      </w:pPr>
+      <w:rPr>
+        <w:rFonts w:ascii="Wingdings" w:hAnsi="Wingdings" w:hint="default"/>
+      </w:rPr>
+    </w:lvl>
+  </w:abstractNum>
+  <w:abstractNum w:abstractNumId="15">
     <w:nsid w:val="45FC2407"/>
     <w:multiLevelType w:val="hybridMultilevel"/>
     <w:tmpl w:val="B58AEA5A"/>
@@ -3882,7 +3994,7 @@
       </w:rPr>
     </w:lvl>
   </w:abstractNum>
-  <w:abstractNum w:abstractNumId="11">
+  <w:abstractNum w:abstractNumId="16">
     <w:nsid w:val="4DED4689"/>
     <w:multiLevelType w:val="hybridMultilevel"/>
     <w:tmpl w:val="5A20F898"/>
@@ -3995,7 +4107,7 @@
       </w:rPr>
     </w:lvl>
   </w:abstractNum>
-  <w:abstractNum w:abstractNumId="12">
+  <w:abstractNum w:abstractNumId="17">
     <w:nsid w:val="50AD54AC"/>
     <w:multiLevelType w:val="hybridMultilevel"/>
     <w:tmpl w:val="3CDE64E2"/>
@@ -4108,7 +4220,7 @@
       </w:rPr>
     </w:lvl>
   </w:abstractNum>
-  <w:abstractNum w:abstractNumId="13">
+  <w:abstractNum w:abstractNumId="18">
     <w:nsid w:val="53B0578C"/>
     <w:multiLevelType w:val="hybridMultilevel"/>
     <w:tmpl w:val="BDCEFB0E"/>
@@ -4221,7 +4333,7 @@
       </w:rPr>
     </w:lvl>
   </w:abstractNum>
-  <w:abstractNum w:abstractNumId="14">
+  <w:abstractNum w:abstractNumId="19">
     <w:nsid w:val="564F6FD0"/>
     <w:multiLevelType w:val="hybridMultilevel"/>
     <w:tmpl w:val="A364B766"/>
@@ -4334,7 +4446,7 @@
       </w:rPr>
     </w:lvl>
   </w:abstractNum>
-  <w:abstractNum w:abstractNumId="15">
+  <w:abstractNum w:abstractNumId="20">
     <w:nsid w:val="59E329DD"/>
     <w:multiLevelType w:val="hybridMultilevel"/>
     <w:tmpl w:val="7706A48A"/>
@@ -4447,7 +4559,7 @@
       </w:rPr>
     </w:lvl>
   </w:abstractNum>
-  <w:abstractNum w:abstractNumId="16">
+  <w:abstractNum w:abstractNumId="21">
     <w:nsid w:val="5C612C8B"/>
     <w:multiLevelType w:val="hybridMultilevel"/>
     <w:tmpl w:val="02AA90DE"/>
@@ -4560,7 +4672,7 @@
       </w:rPr>
     </w:lvl>
   </w:abstractNum>
-  <w:abstractNum w:abstractNumId="17">
+  <w:abstractNum w:abstractNumId="22">
     <w:nsid w:val="5FA03DC3"/>
     <w:multiLevelType w:val="hybridMultilevel"/>
     <w:tmpl w:val="6AD4A6C2"/>
@@ -4673,7 +4785,7 @@
       </w:rPr>
     </w:lvl>
   </w:abstractNum>
-  <w:abstractNum w:abstractNumId="18">
+  <w:abstractNum w:abstractNumId="23">
     <w:nsid w:val="60E046BA"/>
     <w:multiLevelType w:val="hybridMultilevel"/>
     <w:tmpl w:val="42529D7C"/>
@@ -4786,7 +4898,120 @@
       </w:rPr>
     </w:lvl>
   </w:abstractNum>
-  <w:abstractNum w:abstractNumId="19">
+  <w:abstractNum w:abstractNumId="24">
+    <w:nsid w:val="62397408"/>
+    <w:multiLevelType w:val="hybridMultilevel"/>
+    <w:tmpl w:val="3830E1E2"/>
+    <w:lvl w:ilvl="0" w:tplc="04090001">
+      <w:start w:val="1"/>
+      <w:numFmt w:val="bullet"/>
+      <w:lvlText w:val=""/>
+      <w:lvlJc w:val="left"/>
+      <w:pPr>
+        <w:ind w:left="360" w:hanging="360"/>
+      </w:pPr>
+      <w:rPr>
+        <w:rFonts w:ascii="Symbol" w:hAnsi="Symbol" w:hint="default"/>
+      </w:rPr>
+    </w:lvl>
+    <w:lvl w:ilvl="1" w:tplc="04090003" w:tentative="1">
+      <w:start w:val="1"/>
+      <w:numFmt w:val="bullet"/>
+      <w:lvlText w:val="o"/>
+      <w:lvlJc w:val="left"/>
+      <w:pPr>
+        <w:ind w:left="1080" w:hanging="360"/>
+      </w:pPr>
+      <w:rPr>
+        <w:rFonts w:ascii="Courier New" w:hAnsi="Courier New" w:cs="Courier New" w:hint="default"/>
+      </w:rPr>
+    </w:lvl>
+    <w:lvl w:ilvl="2" w:tplc="04090005" w:tentative="1">
+      <w:start w:val="1"/>
+      <w:numFmt w:val="bullet"/>
+      <w:lvlText w:val=""/>
+      <w:lvlJc w:val="left"/>
+      <w:pPr>
+        <w:ind w:left="1800" w:hanging="360"/>
+      </w:pPr>
+      <w:rPr>
+        <w:rFonts w:ascii="Wingdings" w:hAnsi="Wingdings" w:hint="default"/>
+      </w:rPr>
+    </w:lvl>
+    <w:lvl w:ilvl="3" w:tplc="04090001" w:tentative="1">
+      <w:start w:val="1"/>
+      <w:numFmt w:val="bullet"/>
+      <w:lvlText w:val=""/>
+      <w:lvlJc w:val="left"/>
+      <w:pPr>
+        <w:ind w:left="2520" w:hanging="360"/>
+      </w:pPr>
+      <w:rPr>
+        <w:rFonts w:ascii="Symbol" w:hAnsi="Symbol" w:hint="default"/>
+      </w:rPr>
+    </w:lvl>
+    <w:lvl w:ilvl="4" w:tplc="04090003" w:tentative="1">
+      <w:start w:val="1"/>
+      <w:numFmt w:val="bullet"/>
+      <w:lvlText w:val="o"/>
+      <w:lvlJc w:val="left"/>
+      <w:pPr>
+        <w:ind w:left="3240" w:hanging="360"/>
+      </w:pPr>
+      <w:rPr>
+        <w:rFonts w:ascii="Courier New" w:hAnsi="Courier New" w:cs="Courier New" w:hint="default"/>
+      </w:rPr>
+    </w:lvl>
+    <w:lvl w:ilvl="5" w:tplc="04090005" w:tentative="1">
+      <w:start w:val="1"/>
+      <w:numFmt w:val="bullet"/>
+      <w:lvlText w:val=""/>
+      <w:lvlJc w:val="left"/>
+      <w:pPr>
+        <w:ind w:left="3960" w:hanging="360"/>
+      </w:pPr>
+      <w:rPr>
+        <w:rFonts w:ascii="Wingdings" w:hAnsi="Wingdings" w:hint="default"/>
+      </w:rPr>
+    </w:lvl>
+    <w:lvl w:ilvl="6" w:tplc="04090001" w:tentative="1">
+      <w:start w:val="1"/>
+      <w:numFmt w:val="bullet"/>
+      <w:lvlText w:val=""/>
+      <w:lvlJc w:val="left"/>
+      <w:pPr>
+        <w:ind w:left="4680" w:hanging="360"/>
+      </w:pPr>
+      <w:rPr>
+        <w:rFonts w:ascii="Symbol" w:hAnsi="Symbol" w:hint="default"/>
+      </w:rPr>
+    </w:lvl>
+    <w:lvl w:ilvl="7" w:tplc="04090003" w:tentative="1">
+      <w:start w:val="1"/>
+      <w:numFmt w:val="bullet"/>
+      <w:lvlText w:val="o"/>
+      <w:lvlJc w:val="left"/>
+      <w:pPr>
+        <w:ind w:left="5400" w:hanging="360"/>
+      </w:pPr>
+      <w:rPr>
+        <w:rFonts w:ascii="Courier New" w:hAnsi="Courier New" w:cs="Courier New" w:hint="default"/>
+      </w:rPr>
+    </w:lvl>
+    <w:lvl w:ilvl="8" w:tplc="04090005" w:tentative="1">
+      <w:start w:val="1"/>
+      <w:numFmt w:val="bullet"/>
+      <w:lvlText w:val=""/>
+      <w:lvlJc w:val="left"/>
+      <w:pPr>
+        <w:ind w:left="6120" w:hanging="360"/>
+      </w:pPr>
+      <w:rPr>
+        <w:rFonts w:ascii="Wingdings" w:hAnsi="Wingdings" w:hint="default"/>
+      </w:rPr>
+    </w:lvl>
+  </w:abstractNum>
+  <w:abstractNum w:abstractNumId="25">
     <w:nsid w:val="66C306C8"/>
     <w:multiLevelType w:val="hybridMultilevel"/>
     <w:tmpl w:val="94B20A70"/>
@@ -4899,7 +5124,7 @@
       </w:rPr>
     </w:lvl>
   </w:abstractNum>
-  <w:abstractNum w:abstractNumId="20">
+  <w:abstractNum w:abstractNumId="26">
     <w:nsid w:val="6A50425C"/>
     <w:multiLevelType w:val="hybridMultilevel"/>
     <w:tmpl w:val="EE5281B0"/>
@@ -5012,7 +5237,7 @@
       </w:rPr>
     </w:lvl>
   </w:abstractNum>
-  <w:abstractNum w:abstractNumId="21">
+  <w:abstractNum w:abstractNumId="27">
     <w:nsid w:val="6BB300E2"/>
     <w:multiLevelType w:val="hybridMultilevel"/>
     <w:tmpl w:val="0C6AA49E"/>
@@ -5125,7 +5350,7 @@
       </w:rPr>
     </w:lvl>
   </w:abstractNum>
-  <w:abstractNum w:abstractNumId="22">
+  <w:abstractNum w:abstractNumId="28">
     <w:nsid w:val="6F834EFD"/>
     <w:multiLevelType w:val="hybridMultilevel"/>
     <w:tmpl w:val="FC94675C"/>
@@ -5238,7 +5463,7 @@
       </w:rPr>
     </w:lvl>
   </w:abstractNum>
-  <w:abstractNum w:abstractNumId="23">
+  <w:abstractNum w:abstractNumId="29">
     <w:nsid w:val="6FB959ED"/>
     <w:multiLevelType w:val="hybridMultilevel"/>
     <w:tmpl w:val="524CC126"/>
@@ -5351,7 +5576,7 @@
       </w:rPr>
     </w:lvl>
   </w:abstractNum>
-  <w:abstractNum w:abstractNumId="24">
+  <w:abstractNum w:abstractNumId="30">
     <w:nsid w:val="70634E35"/>
     <w:multiLevelType w:val="hybridMultilevel"/>
     <w:tmpl w:val="032E34EA"/>
@@ -5464,7 +5689,7 @@
       </w:rPr>
     </w:lvl>
   </w:abstractNum>
-  <w:abstractNum w:abstractNumId="25">
+  <w:abstractNum w:abstractNumId="31">
     <w:nsid w:val="74675B2C"/>
     <w:multiLevelType w:val="hybridMultilevel"/>
     <w:tmpl w:val="CA4A17F6"/>
@@ -5577,7 +5802,7 @@
       </w:rPr>
     </w:lvl>
   </w:abstractNum>
-  <w:abstractNum w:abstractNumId="26">
+  <w:abstractNum w:abstractNumId="32">
     <w:nsid w:val="7A2F30BB"/>
     <w:multiLevelType w:val="hybridMultilevel"/>
     <w:tmpl w:val="733085D4"/>
@@ -5690,7 +5915,7 @@
       </w:rPr>
     </w:lvl>
   </w:abstractNum>
-  <w:abstractNum w:abstractNumId="27">
+  <w:abstractNum w:abstractNumId="33">
     <w:nsid w:val="7FE72477"/>
     <w:multiLevelType w:val="hybridMultilevel"/>
     <w:tmpl w:val="BDC6FB42"/>
@@ -5803,88 +6028,106 @@
     </w:lvl>
   </w:abstractNum>
   <w:num w:numId="1">
+    <w:abstractNumId w:val="15"/>
+  </w:num>
+  <w:num w:numId="2">
+    <w:abstractNumId w:val="33"/>
+  </w:num>
+  <w:num w:numId="3">
+    <w:abstractNumId w:val="22"/>
+  </w:num>
+  <w:num w:numId="4">
+    <w:abstractNumId w:val="1"/>
+  </w:num>
+  <w:num w:numId="5">
+    <w:abstractNumId w:val="5"/>
+  </w:num>
+  <w:num w:numId="6">
+    <w:abstractNumId w:val="23"/>
+  </w:num>
+  <w:num w:numId="7">
+    <w:abstractNumId w:val="3"/>
+  </w:num>
+  <w:num w:numId="8">
+    <w:abstractNumId w:val="27"/>
+  </w:num>
+  <w:num w:numId="9">
+    <w:abstractNumId w:val="26"/>
+  </w:num>
+  <w:num w:numId="10">
+    <w:abstractNumId w:val="30"/>
+  </w:num>
+  <w:num w:numId="11">
+    <w:abstractNumId w:val="31"/>
+  </w:num>
+  <w:num w:numId="12">
+    <w:abstractNumId w:val="32"/>
+  </w:num>
+  <w:num w:numId="13">
+    <w:abstractNumId w:val="19"/>
+  </w:num>
+  <w:num w:numId="14">
+    <w:abstractNumId w:val="8"/>
+  </w:num>
+  <w:num w:numId="15">
+    <w:abstractNumId w:val="21"/>
+  </w:num>
+  <w:num w:numId="16">
+    <w:abstractNumId w:val="9"/>
+  </w:num>
+  <w:num w:numId="17">
+    <w:abstractNumId w:val="16"/>
+  </w:num>
+  <w:num w:numId="18">
+    <w:abstractNumId w:val="4"/>
+  </w:num>
+  <w:num w:numId="19">
+    <w:abstractNumId w:val="17"/>
+  </w:num>
+  <w:num w:numId="20">
+    <w:abstractNumId w:val="29"/>
+  </w:num>
+  <w:num w:numId="21">
+    <w:abstractNumId w:val="20"/>
+  </w:num>
+  <w:num w:numId="22">
+    <w:abstractNumId w:val="2"/>
+  </w:num>
+  <w:num w:numId="23">
+    <w:abstractNumId w:val="7"/>
+  </w:num>
+  <w:num w:numId="24">
+    <w:abstractNumId w:val="25"/>
+  </w:num>
+  <w:num w:numId="25">
+    <w:abstractNumId w:val="13"/>
+  </w:num>
+  <w:num w:numId="26">
+    <w:abstractNumId w:val="28"/>
+  </w:num>
+  <w:num w:numId="27">
+    <w:abstractNumId w:val="18"/>
+  </w:num>
+  <w:num w:numId="28">
     <w:abstractNumId w:val="10"/>
   </w:num>
-  <w:num w:numId="2">
-    <w:abstractNumId w:val="27"/>
-  </w:num>
-  <w:num w:numId="3">
-    <w:abstractNumId w:val="17"/>
-  </w:num>
-  <w:num w:numId="4">
-    <w:abstractNumId w:val="0"/>
-  </w:num>
-  <w:num w:numId="5">
-    <w:abstractNumId w:val="4"/>
-  </w:num>
-  <w:num w:numId="6">
-    <w:abstractNumId w:val="18"/>
-  </w:num>
-  <w:num w:numId="7">
-    <w:abstractNumId w:val="2"/>
-  </w:num>
-  <w:num w:numId="8">
-    <w:abstractNumId w:val="21"/>
-  </w:num>
-  <w:num w:numId="9">
-    <w:abstractNumId w:val="20"/>
-  </w:num>
-  <w:num w:numId="10">
+  <w:num w:numId="29">
     <w:abstractNumId w:val="24"/>
   </w:num>
-  <w:num w:numId="11">
-    <w:abstractNumId w:val="25"/>
+  <w:num w:numId="30">
+    <w:abstractNumId w:val="11"/>
   </w:num>
-  <w:num w:numId="12">
-    <w:abstractNumId w:val="26"/>
-  </w:num>
-  <w:num w:numId="13">
+  <w:num w:numId="31">
     <w:abstractNumId w:val="14"/>
   </w:num>
-  <w:num w:numId="14">
+  <w:num w:numId="32">
+    <w:abstractNumId w:val="12"/>
+  </w:num>
+  <w:num w:numId="33">
     <w:abstractNumId w:val="6"/>
   </w:num>
-  <w:num w:numId="15">
-    <w:abstractNumId w:val="16"/>
-  </w:num>
-  <w:num w:numId="16">
-    <w:abstractNumId w:val="7"/>
-  </w:num>
-  <w:num w:numId="17">
-    <w:abstractNumId w:val="11"/>
-  </w:num>
-  <w:num w:numId="18">
-    <w:abstractNumId w:val="3"/>
-  </w:num>
-  <w:num w:numId="19">
-    <w:abstractNumId w:val="12"/>
-  </w:num>
-  <w:num w:numId="20">
-    <w:abstractNumId w:val="23"/>
-  </w:num>
-  <w:num w:numId="21">
-    <w:abstractNumId w:val="15"/>
-  </w:num>
-  <w:num w:numId="22">
-    <w:abstractNumId w:val="1"/>
-  </w:num>
-  <w:num w:numId="23">
-    <w:abstractNumId w:val="5"/>
-  </w:num>
-  <w:num w:numId="24">
-    <w:abstractNumId w:val="19"/>
-  </w:num>
-  <w:num w:numId="25">
-    <w:abstractNumId w:val="9"/>
-  </w:num>
-  <w:num w:numId="26">
-    <w:abstractNumId w:val="22"/>
-  </w:num>
-  <w:num w:numId="27">
-    <w:abstractNumId w:val="13"/>
-  </w:num>
-  <w:num w:numId="28">
-    <w:abstractNumId w:val="8"/>
+  <w:num w:numId="34">
+    <w:abstractNumId w:val="0"/>
   </w:num>
 </w:numbering>
 </file>
@@ -6323,6 +6566,20 @@
       <w:u w:val="single"/>
     </w:rPr>
   </w:style>
+  <w:style w:type="paragraph" w:customStyle="1" w:styleId="pdq2pgselectionanchorcontainer">
+    <w:name w:val="pdq2pg_selectionanchorcontainer"/>
+    <w:basedOn w:val="Normal"/>
+    <w:rsid w:val="00D3635E"/>
+    <w:pPr>
+      <w:numPr>
+        <w:numId w:val="0"/>
+      </w:numPr>
+      <w:spacing w:before="100" w:beforeAutospacing="1" w:after="100" w:afterAutospacing="1"/>
+    </w:pPr>
+    <w:rPr>
+      <w:szCs w:val="24"/>
+    </w:rPr>
+  </w:style>
 </w:styles>
 </file>
 
@@ -6760,6 +7017,20 @@
       <w:u w:val="single"/>
     </w:rPr>
   </w:style>
+  <w:style w:type="paragraph" w:customStyle="1" w:styleId="pdq2pgselectionanchorcontainer">
+    <w:name w:val="pdq2pg_selectionanchorcontainer"/>
+    <w:basedOn w:val="Normal"/>
+    <w:rsid w:val="00D3635E"/>
+    <w:pPr>
+      <w:numPr>
+        <w:numId w:val="0"/>
+      </w:numPr>
+      <w:spacing w:before="100" w:beforeAutospacing="1" w:after="100" w:afterAutospacing="1"/>
+    </w:pPr>
+    <w:rPr>
+      <w:szCs w:val="24"/>
+    </w:rPr>
+  </w:style>
 </w:styles>
 </file>
 
@@ -7046,4 +7317,16 @@
   <a:objectDefaults/>
   <a:extraClrSchemeLst/>
 </a:theme>
+</file>
+
+<file path=customXml/item1.xml><?xml version="1.0" encoding="utf-8"?>
+<b:Sources xmlns:b="http://schemas.openxmlformats.org/officeDocument/2006/bibliography" xmlns="http://schemas.openxmlformats.org/officeDocument/2006/bibliography" SelectedStyle="\APA.XSL" StyleName="APA"/>
+</file>
+
+<file path=customXml/itemProps1.xml><?xml version="1.0" encoding="utf-8"?>
+<ds:datastoreItem xmlns:ds="http://schemas.openxmlformats.org/officeDocument/2006/customXml" ds:itemID="{999E088C-4C90-4F27-85C1-FD39EA7E62B2}">
+  <ds:schemaRefs>
+    <ds:schemaRef ds:uri="http://schemas.openxmlformats.org/officeDocument/2006/bibliography"/>
+  </ds:schemaRefs>
+</ds:datastoreItem>
 </file>
--- a/Rodrigo/.NET/Rodrigo Fernandez.docx
+++ b/Rodrigo/.NET/Rodrigo Fernandez.docx
@@ -127,6 +127,12 @@
           <w:szCs w:val="24"/>
         </w:rPr>
         <w:br/>
+      </w:r>
+      <w:bookmarkStart w:id="0" w:name="_GoBack"/>
+      <w:r>
+        <w:rPr>
+          <w:szCs w:val="24"/>
+        </w:rPr>
         <w:t xml:space="preserve">Katy, Texas </w:t>
       </w:r>
       <w:r>
@@ -139,13 +145,19 @@
         <w:rPr>
           <w:szCs w:val="24"/>
         </w:rPr>
-        <w:t>+1 (407) 801-1287</w:t>
-      </w:r>
-      <w:r>
-        <w:rPr>
-          <w:szCs w:val="24"/>
-        </w:rPr>
-        <w:t xml:space="preserve"> | </w:t>
+        <w:t>+</w:t>
+      </w:r>
+      <w:r>
+        <w:rPr>
+          <w:szCs w:val="24"/>
+        </w:rPr>
+        <w:t>1 (430) 279-2231</w:t>
+      </w:r>
+      <w:r>
+        <w:rPr>
+          <w:szCs w:val="24"/>
+        </w:rPr>
+        <w:t xml:space="preserve">| </w:t>
       </w:r>
       <w:r>
         <w:rPr>
@@ -165,6 +177,7 @@
         </w:rPr>
         <w:t>rodrigobfdev@gmail.com</w:t>
       </w:r>
+      <w:bookmarkEnd w:id="0"/>
     </w:p>
     <w:p>
       <w:pPr>
@@ -2081,8 +2094,6 @@
         </w:rPr>
         <w:t>Prepared documentation for setup steps, known issues, and troubleshooting paths to support future onboarding.</w:t>
       </w:r>
-      <w:bookmarkStart w:id="0" w:name="_GoBack"/>
-      <w:bookmarkEnd w:id="0"/>
     </w:p>
     <w:p>
       <w:pPr>
@@ -7324,7 +7335,7 @@
 </file>
 
 <file path=customXml/itemProps1.xml><?xml version="1.0" encoding="utf-8"?>
-<ds:datastoreItem xmlns:ds="http://schemas.openxmlformats.org/officeDocument/2006/customXml" ds:itemID="{999E088C-4C90-4F27-85C1-FD39EA7E62B2}">
+<ds:datastoreItem xmlns:ds="http://schemas.openxmlformats.org/officeDocument/2006/customXml" ds:itemID="{29104A12-9A08-470D-A23D-C2E5C95A8A91}">
   <ds:schemaRefs>
     <ds:schemaRef ds:uri="http://schemas.openxmlformats.org/officeDocument/2006/bibliography"/>
   </ds:schemaRefs>
